--- a/RB0101/Certification/org/RYSE SmartButton User's Manual.docx
+++ b/RB0101/Certification/org/RYSE SmartButton User's Manual.docx
@@ -1,26 +1,20 @@
 
 <file path=word/document.xml><?xml version="1.0" encoding="utf-8"?>
-<w:document xmlns:o="urn:schemas-microsoft-com:office:office" xmlns:r="http://schemas.openxmlformats.org/officeDocument/2006/relationships" xmlns:v="urn:schemas-microsoft-com:vml" xmlns:w="http://schemas.openxmlformats.org/wordprocessingml/2006/main" xmlns:w10="urn:schemas-microsoft-com:office:word" xmlns:wp="http://schemas.openxmlformats.org/drawingml/2006/wordprocessingDrawing" xmlns:wps="http://schemas.microsoft.com/office/word/2010/wordprocessingShape" xmlns:wpg="http://schemas.microsoft.com/office/word/2010/wordprocessingGroup" xmlns:mc="http://schemas.openxmlformats.org/markup-compatibility/2006" xmlns:wp14="http://schemas.microsoft.com/office/word/2010/wordprocessingDrawing" xmlns:w14="http://schemas.microsoft.com/office/word/2010/wordml" xmlns:w15="http://schemas.microsoft.com/office/word/2012/wordml" mc:Ignorable="w14 wp14 w15">
+<w:document xmlns:wpc="http://schemas.microsoft.com/office/word/2010/wordprocessingCanvas" xmlns:cx="http://schemas.microsoft.com/office/drawing/2014/chartex" xmlns:cx1="http://schemas.microsoft.com/office/drawing/2015/9/8/chartex" xmlns:cx2="http://schemas.microsoft.com/office/drawing/2015/10/21/chartex" xmlns:cx3="http://schemas.microsoft.com/office/drawing/2016/5/9/chartex" xmlns:cx4="http://schemas.microsoft.com/office/drawing/2016/5/10/chartex" xmlns:cx5="http://schemas.microsoft.com/office/drawing/2016/5/11/chartex" xmlns:cx6="http://schemas.microsoft.com/office/drawing/2016/5/12/chartex" xmlns:cx7="http://schemas.microsoft.com/office/drawing/2016/5/13/chartex" xmlns:cx8="http://schemas.microsoft.com/office/drawing/2016/5/14/chartex" xmlns:mc="http://schemas.openxmlformats.org/markup-compatibility/2006" xmlns:aink="http://schemas.microsoft.com/office/drawing/2016/ink" xmlns:am3d="http://schemas.microsoft.com/office/drawing/2017/model3d" xmlns:o="urn:schemas-microsoft-com:office:office" xmlns:oel="http://schemas.microsoft.com/office/2019/extlst" xmlns:r="http://schemas.openxmlformats.org/officeDocument/2006/relationships" xmlns:m="http://schemas.openxmlformats.org/officeDocument/2006/math" xmlns:v="urn:schemas-microsoft-com:vml" xmlns:wp14="http://schemas.microsoft.com/office/word/2010/wordprocessingDrawing" xmlns:wp="http://schemas.openxmlformats.org/drawingml/2006/wordprocessingDrawing" xmlns:w10="urn:schemas-microsoft-com:office:word" xmlns:w="http://schemas.openxmlformats.org/wordprocessingml/2006/main" xmlns:w14="http://schemas.microsoft.com/office/word/2010/wordml" xmlns:w15="http://schemas.microsoft.com/office/word/2012/wordml" xmlns:w16cex="http://schemas.microsoft.com/office/word/2018/wordml/cex" xmlns:w16cid="http://schemas.microsoft.com/office/word/2016/wordml/cid" xmlns:w16="http://schemas.microsoft.com/office/word/2018/wordml" xmlns:w16du="http://schemas.microsoft.com/office/word/2023/wordml/word16du" xmlns:w16sdtdh="http://schemas.microsoft.com/office/word/2020/wordml/sdtdatahash" xmlns:w16sdtfl="http://schemas.microsoft.com/office/word/2024/wordml/sdtformatlock" xmlns:w16se="http://schemas.microsoft.com/office/word/2015/wordml/symex" xmlns:wpg="http://schemas.microsoft.com/office/word/2010/wordprocessingGroup" xmlns:wpi="http://schemas.microsoft.com/office/word/2010/wordprocessingInk" xmlns:wne="http://schemas.microsoft.com/office/word/2006/wordml" xmlns:wps="http://schemas.microsoft.com/office/word/2010/wordprocessingShape" mc:Ignorable="w14 w15 w16se w16cid w16 w16cex w16sdtdh w16sdtfl w16du wp14">
   <w:body>
     <w:p>
       <w:pPr>
         <w:pStyle w:val="MdHeading1"/>
-        <w:keepNext w:val="true"/>
-        <w:spacing w:before="480" w:after="240"/>
-        <w:rPr/>
-      </w:pPr>
-      <w:r>
-        <w:rPr/>
-        <w:t>Smart Button User's Manual</w:t>
+      </w:pPr>
+      <w:r>
+        <w:t>SmartButton User's Manual</w:t>
       </w:r>
     </w:p>
     <w:p>
       <w:pPr>
         <w:pStyle w:val="MdHeading2"/>
-        <w:rPr/>
-      </w:pPr>
-      <w:r>
-        <w:rPr/>
+      </w:pPr>
+      <w:r>
         <w:t>1. Hardware Overview</w:t>
       </w:r>
     </w:p>
@@ -29,20 +23,16 @@
         <w:pStyle w:val="MdListItem"/>
         <w:numPr>
           <w:ilvl w:val="0"/>
-          <w:numId w:val="3"/>
+          <w:numId w:val="4"/>
         </w:numPr>
-        <w:rPr/>
-      </w:pPr>
-      <w:r>
-        <w:rPr>
-          <w:rStyle w:val="MdStrong"/>
-          <w:b/>
-          <w:bCs/>
+      </w:pPr>
+      <w:r>
+        <w:rPr>
+          <w:rStyle w:val="MdStrong"/>
         </w:rPr>
         <w:t>UP Button:</w:t>
       </w:r>
       <w:r>
-        <w:rPr/>
         <w:t xml:space="preserve"> Controls the device to move up/open.</w:t>
       </w:r>
     </w:p>
@@ -51,20 +41,16 @@
         <w:pStyle w:val="MdListItem"/>
         <w:numPr>
           <w:ilvl w:val="0"/>
-          <w:numId w:val="1"/>
+          <w:numId w:val="5"/>
         </w:numPr>
-        <w:rPr/>
-      </w:pPr>
-      <w:r>
-        <w:rPr>
-          <w:rStyle w:val="MdStrong"/>
-          <w:b/>
-          <w:bCs/>
+      </w:pPr>
+      <w:r>
+        <w:rPr>
+          <w:rStyle w:val="MdStrong"/>
         </w:rPr>
         <w:t>DOWN Button:</w:t>
       </w:r>
       <w:r>
-        <w:rPr/>
         <w:t xml:space="preserve"> Controls the device to move down/close.</w:t>
       </w:r>
     </w:p>
@@ -73,20 +59,16 @@
         <w:pStyle w:val="MdListItem"/>
         <w:numPr>
           <w:ilvl w:val="0"/>
-          <w:numId w:val="1"/>
+          <w:numId w:val="6"/>
         </w:numPr>
-        <w:rPr/>
-      </w:pPr>
-      <w:r>
-        <w:rPr>
-          <w:rStyle w:val="MdStrong"/>
-          <w:b/>
-          <w:bCs/>
+      </w:pPr>
+      <w:r>
+        <w:rPr>
+          <w:rStyle w:val="MdStrong"/>
         </w:rPr>
         <w:t>RESET Button:</w:t>
       </w:r>
       <w:r>
-        <w:rPr/>
         <w:t xml:space="preserve"> Used for system reset or factory reset.</w:t>
       </w:r>
     </w:p>
@@ -95,56 +77,42 @@
         <w:pStyle w:val="MdListItem"/>
         <w:numPr>
           <w:ilvl w:val="0"/>
-          <w:numId w:val="1"/>
+          <w:numId w:val="7"/>
         </w:numPr>
-        <w:rPr/>
-      </w:pPr>
-      <w:r>
-        <w:rPr>
-          <w:rStyle w:val="MdStrong"/>
-          <w:b/>
-          <w:bCs/>
+      </w:pPr>
+      <w:r>
+        <w:rPr>
+          <w:rStyle w:val="MdStrong"/>
         </w:rPr>
         <w:t>LED Indicator:</w:t>
       </w:r>
       <w:r>
-        <w:rPr/>
         <w:t xml:space="preserve"> Includes </w:t>
       </w:r>
       <w:r>
         <w:rPr>
           <w:rStyle w:val="MdStrong"/>
-          <w:b/>
-          <w:bCs/>
         </w:rPr>
         <w:t>Green</w:t>
       </w:r>
       <w:r>
-        <w:rPr/>
         <w:t xml:space="preserve"> and </w:t>
       </w:r>
       <w:r>
         <w:rPr>
           <w:rStyle w:val="MdStrong"/>
-          <w:b/>
-          <w:bCs/>
         </w:rPr>
         <w:t>Red</w:t>
       </w:r>
       <w:r>
-        <w:rPr/>
         <w:t xml:space="preserve"> indicators to show status and battery level.</w:t>
       </w:r>
     </w:p>
     <w:p>
       <w:pPr>
         <w:pStyle w:val="MdSpace"/>
-        <w:spacing w:before="0" w:after="60"/>
-        <w:rPr/>
-      </w:pPr>
-      <w:r>
-        <w:rPr/>
-      </w:r>
+        <w:spacing w:after="60"/>
+      </w:pPr>
     </w:p>
     <w:p>
       <w:pPr>
@@ -152,39 +120,27 @@
         <w:pBdr>
           <w:bottom w:val="single" w:sz="6" w:space="1" w:color="000000"/>
         </w:pBdr>
-        <w:rPr/>
-      </w:pPr>
-      <w:r>
-        <w:rPr/>
-      </w:r>
+      </w:pPr>
     </w:p>
     <w:p>
       <w:pPr>
         <w:pStyle w:val="MdSpace"/>
-        <w:spacing w:before="0" w:after="60"/>
-        <w:rPr/>
-      </w:pPr>
-      <w:r>
-        <w:rPr/>
-      </w:r>
+        <w:spacing w:after="60"/>
+      </w:pPr>
     </w:p>
     <w:p>
       <w:pPr>
         <w:pStyle w:val="MdHeading2"/>
-        <w:rPr/>
-      </w:pPr>
-      <w:r>
-        <w:rPr/>
+      </w:pPr>
+      <w:r>
         <w:t>2. Basic Control Functions</w:t>
       </w:r>
     </w:p>
     <w:p>
       <w:pPr>
         <w:pStyle w:val="MdHeading3"/>
-        <w:rPr/>
-      </w:pPr>
-      <w:r>
-        <w:rPr/>
+      </w:pPr>
+      <w:r>
         <w:t>Curtain/Device Control</w:t>
       </w:r>
     </w:p>
@@ -193,15 +149,12 @@
         <w:pStyle w:val="MdListItem"/>
         <w:numPr>
           <w:ilvl w:val="0"/>
-          <w:numId w:val="1"/>
+          <w:numId w:val="8"/>
         </w:numPr>
-        <w:rPr/>
-      </w:pPr>
-      <w:r>
-        <w:rPr>
-          <w:rStyle w:val="MdStrong"/>
-          <w:b/>
-          <w:bCs/>
+      </w:pPr>
+      <w:r>
+        <w:rPr>
+          <w:rStyle w:val="MdStrong"/>
         </w:rPr>
         <w:t>Open/Move to Top:</w:t>
       </w:r>
@@ -211,32 +164,25 @@
         <w:pStyle w:val="MdListItem"/>
         <w:numPr>
           <w:ilvl w:val="1"/>
-          <w:numId w:val="1"/>
+          <w:numId w:val="9"/>
         </w:numPr>
-        <w:rPr/>
-      </w:pPr>
-      <w:r>
-        <w:rPr>
-          <w:rStyle w:val="MdStrong"/>
-          <w:b/>
-          <w:bCs/>
+      </w:pPr>
+      <w:r>
+        <w:rPr>
+          <w:rStyle w:val="MdStrong"/>
         </w:rPr>
         <w:t>Operation:</w:t>
       </w:r>
       <w:r>
-        <w:rPr/>
         <w:t xml:space="preserve"> Single-click the </w:t>
       </w:r>
       <w:r>
         <w:rPr>
           <w:rStyle w:val="MdStrong"/>
-          <w:b/>
-          <w:bCs/>
         </w:rPr>
         <w:t>UP Button</w:t>
       </w:r>
       <w:r>
-        <w:rPr/>
         <w:t>.</w:t>
       </w:r>
     </w:p>
@@ -245,20 +191,16 @@
         <w:pStyle w:val="MdListItem"/>
         <w:numPr>
           <w:ilvl w:val="1"/>
-          <w:numId w:val="1"/>
+          <w:numId w:val="10"/>
         </w:numPr>
-        <w:rPr/>
-      </w:pPr>
-      <w:r>
-        <w:rPr>
-          <w:rStyle w:val="MdStrong"/>
-          <w:b/>
-          <w:bCs/>
+      </w:pPr>
+      <w:r>
+        <w:rPr>
+          <w:rStyle w:val="MdStrong"/>
         </w:rPr>
         <w:t>Function:</w:t>
       </w:r>
       <w:r>
-        <w:rPr/>
         <w:t xml:space="preserve"> Moves the paired device to the 0% position (Top Position).</w:t>
       </w:r>
     </w:p>
@@ -267,15 +209,12 @@
         <w:pStyle w:val="MdListItem"/>
         <w:numPr>
           <w:ilvl w:val="0"/>
-          <w:numId w:val="1"/>
+          <w:numId w:val="11"/>
         </w:numPr>
-        <w:rPr/>
-      </w:pPr>
-      <w:r>
-        <w:rPr>
-          <w:rStyle w:val="MdStrong"/>
-          <w:b/>
-          <w:bCs/>
+      </w:pPr>
+      <w:r>
+        <w:rPr>
+          <w:rStyle w:val="MdStrong"/>
         </w:rPr>
         <w:t>Close/Move to Bottom:</w:t>
       </w:r>
@@ -285,32 +224,25 @@
         <w:pStyle w:val="MdListItem"/>
         <w:numPr>
           <w:ilvl w:val="1"/>
-          <w:numId w:val="1"/>
+          <w:numId w:val="12"/>
         </w:numPr>
-        <w:rPr/>
-      </w:pPr>
-      <w:r>
-        <w:rPr>
-          <w:rStyle w:val="MdStrong"/>
-          <w:b/>
-          <w:bCs/>
+      </w:pPr>
+      <w:r>
+        <w:rPr>
+          <w:rStyle w:val="MdStrong"/>
         </w:rPr>
         <w:t>Operation:</w:t>
       </w:r>
       <w:r>
-        <w:rPr/>
         <w:t xml:space="preserve"> Single-click the </w:t>
       </w:r>
       <w:r>
         <w:rPr>
           <w:rStyle w:val="MdStrong"/>
-          <w:b/>
-          <w:bCs/>
         </w:rPr>
         <w:t>DOWN Button</w:t>
       </w:r>
       <w:r>
-        <w:rPr/>
         <w:t>.</w:t>
       </w:r>
     </w:p>
@@ -319,50 +251,38 @@
         <w:pStyle w:val="MdListItem"/>
         <w:numPr>
           <w:ilvl w:val="1"/>
-          <w:numId w:val="1"/>
+          <w:numId w:val="13"/>
         </w:numPr>
-        <w:rPr/>
-      </w:pPr>
-      <w:r>
-        <w:rPr>
-          <w:rStyle w:val="MdStrong"/>
-          <w:b/>
-          <w:bCs/>
+      </w:pPr>
+      <w:r>
+        <w:rPr>
+          <w:rStyle w:val="MdStrong"/>
         </w:rPr>
         <w:t>Function:</w:t>
       </w:r>
       <w:r>
-        <w:rPr/>
         <w:t xml:space="preserve"> Moves the paired device to the 100% position (Bottom Position).</w:t>
       </w:r>
     </w:p>
     <w:p>
       <w:pPr>
         <w:pStyle w:val="MdSpace"/>
-        <w:spacing w:before="0" w:after="60"/>
-        <w:rPr/>
-      </w:pPr>
-      <w:r>
-        <w:rPr/>
-      </w:r>
+        <w:spacing w:after="60"/>
+      </w:pPr>
     </w:p>
     <w:p>
       <w:pPr>
         <w:pStyle w:val="MdHeading3"/>
-        <w:rPr/>
-      </w:pPr>
-      <w:r>
-        <w:rPr/>
+      </w:pPr>
+      <w:r>
         <w:t>Battery Level Indication</w:t>
       </w:r>
     </w:p>
     <w:p>
       <w:pPr>
         <w:pStyle w:val="MdParagraph"/>
-        <w:rPr/>
-      </w:pPr>
-      <w:r>
-        <w:rPr/>
+      </w:pPr>
+      <w:r>
         <w:t>Each time any button (UP/DOWN/RESET) is pressed, the LED will light up to indicate the current battery level:</w:t>
       </w:r>
     </w:p>
@@ -371,20 +291,16 @@
         <w:pStyle w:val="MdListItem"/>
         <w:numPr>
           <w:ilvl w:val="0"/>
-          <w:numId w:val="1"/>
+          <w:numId w:val="14"/>
         </w:numPr>
-        <w:rPr/>
-      </w:pPr>
-      <w:r>
-        <w:rPr>
-          <w:rStyle w:val="MdStrong"/>
-          <w:b/>
-          <w:bCs/>
+      </w:pPr>
+      <w:r>
+        <w:rPr>
+          <w:rStyle w:val="MdStrong"/>
         </w:rPr>
         <w:t>Green ON:</w:t>
       </w:r>
       <w:r>
-        <w:rPr/>
         <w:t xml:space="preserve"> Sufficient battery (Battery Voltage &gt; 2.7V).</w:t>
       </w:r>
     </w:p>
@@ -393,32 +309,24 @@
         <w:pStyle w:val="MdListItem"/>
         <w:numPr>
           <w:ilvl w:val="0"/>
-          <w:numId w:val="1"/>
+          <w:numId w:val="15"/>
         </w:numPr>
-        <w:rPr/>
-      </w:pPr>
-      <w:r>
-        <w:rPr>
-          <w:rStyle w:val="MdStrong"/>
-          <w:b/>
-          <w:bCs/>
+      </w:pPr>
+      <w:r>
+        <w:rPr>
+          <w:rStyle w:val="MdStrong"/>
         </w:rPr>
         <w:t>Red ON:</w:t>
       </w:r>
       <w:r>
-        <w:rPr/>
         <w:t xml:space="preserve"> Low battery (Battery Voltage ≤ 2.7V), please consider replacing the battery.</w:t>
       </w:r>
     </w:p>
     <w:p>
       <w:pPr>
         <w:pStyle w:val="MdSpace"/>
-        <w:spacing w:before="0" w:after="60"/>
-        <w:rPr/>
-      </w:pPr>
-      <w:r>
-        <w:rPr/>
-      </w:r>
+        <w:spacing w:after="60"/>
+      </w:pPr>
     </w:p>
     <w:p>
       <w:pPr>
@@ -426,39 +334,27 @@
         <w:pBdr>
           <w:bottom w:val="single" w:sz="6" w:space="1" w:color="000000"/>
         </w:pBdr>
-        <w:rPr/>
-      </w:pPr>
-      <w:r>
-        <w:rPr/>
-      </w:r>
+      </w:pPr>
     </w:p>
     <w:p>
       <w:pPr>
         <w:pStyle w:val="MdSpace"/>
-        <w:spacing w:before="0" w:after="60"/>
-        <w:rPr/>
-      </w:pPr>
-      <w:r>
-        <w:rPr/>
-      </w:r>
+        <w:spacing w:after="60"/>
+      </w:pPr>
     </w:p>
     <w:p>
       <w:pPr>
         <w:pStyle w:val="MdHeading2"/>
-        <w:rPr/>
-      </w:pPr>
-      <w:r>
-        <w:rPr/>
+      </w:pPr>
+      <w:r>
         <w:t>3. Pairing and Setup</w:t>
       </w:r>
     </w:p>
     <w:p>
       <w:pPr>
         <w:pStyle w:val="MdHeading3"/>
-        <w:rPr/>
-      </w:pPr>
-      <w:r>
-        <w:rPr/>
+      </w:pPr>
+      <w:r>
         <w:t>Entering Pairing Mode</w:t>
       </w:r>
     </w:p>
@@ -467,44 +363,34 @@
         <w:pStyle w:val="MdListItem"/>
         <w:numPr>
           <w:ilvl w:val="0"/>
-          <w:numId w:val="1"/>
+          <w:numId w:val="16"/>
         </w:numPr>
-        <w:rPr/>
-      </w:pPr>
-      <w:r>
-        <w:rPr>
-          <w:rStyle w:val="MdStrong"/>
-          <w:b/>
-          <w:bCs/>
+      </w:pPr>
+      <w:r>
+        <w:rPr>
+          <w:rStyle w:val="MdStrong"/>
         </w:rPr>
         <w:t>Operation:</w:t>
       </w:r>
       <w:r>
-        <w:rPr/>
         <w:t xml:space="preserve"> Press and hold both the </w:t>
       </w:r>
       <w:r>
         <w:rPr>
           <w:rStyle w:val="MdStrong"/>
-          <w:b/>
-          <w:bCs/>
         </w:rPr>
         <w:t>UP Button</w:t>
       </w:r>
       <w:r>
-        <w:rPr/>
         <w:t xml:space="preserve"> and </w:t>
       </w:r>
       <w:r>
         <w:rPr>
           <w:rStyle w:val="MdStrong"/>
-          <w:b/>
-          <w:bCs/>
         </w:rPr>
         <w:t>DOWN Button</w:t>
       </w:r>
       <w:r>
-        <w:rPr/>
         <w:t xml:space="preserve"> simultaneously.</w:t>
       </w:r>
     </w:p>
@@ -513,32 +399,25 @@
         <w:pStyle w:val="MdListItem"/>
         <w:numPr>
           <w:ilvl w:val="0"/>
-          <w:numId w:val="1"/>
+          <w:numId w:val="17"/>
         </w:numPr>
-        <w:rPr/>
-      </w:pPr>
-      <w:r>
-        <w:rPr>
-          <w:rStyle w:val="MdStrong"/>
-          <w:b/>
-          <w:bCs/>
+      </w:pPr>
+      <w:r>
+        <w:rPr>
+          <w:rStyle w:val="MdStrong"/>
         </w:rPr>
         <w:t>Indication:</w:t>
       </w:r>
       <w:r>
-        <w:rPr/>
         <w:t xml:space="preserve"> Until the </w:t>
       </w:r>
       <w:r>
         <w:rPr>
           <w:rStyle w:val="MdStrong"/>
-          <w:b/>
-          <w:bCs/>
         </w:rPr>
         <w:t>Green light starts flashing rapidly</w:t>
       </w:r>
       <w:r>
-        <w:rPr/>
         <w:t>.</w:t>
       </w:r>
     </w:p>
@@ -547,15 +426,12 @@
         <w:pStyle w:val="MdListItem"/>
         <w:numPr>
           <w:ilvl w:val="0"/>
-          <w:numId w:val="1"/>
+          <w:numId w:val="18"/>
         </w:numPr>
-        <w:rPr/>
-      </w:pPr>
-      <w:r>
-        <w:rPr>
-          <w:rStyle w:val="MdStrong"/>
-          <w:b/>
-          <w:bCs/>
+      </w:pPr>
+      <w:r>
+        <w:rPr>
+          <w:rStyle w:val="MdStrong"/>
         </w:rPr>
         <w:t>Description:</w:t>
       </w:r>
@@ -565,12 +441,11 @@
         <w:pStyle w:val="MdListItem"/>
         <w:numPr>
           <w:ilvl w:val="1"/>
-          <w:numId w:val="1"/>
+          <w:numId w:val="19"/>
         </w:numPr>
-        <w:rPr/>
-      </w:pPr>
-      <w:r>
-        <w:rPr/>
+      </w:pPr>
+      <w:r>
+        <w:lastRenderedPageBreak/>
         <w:t>The remote will enter scanning and pairing mode, which lasts for about 3 minutes (180 seconds).</w:t>
       </w:r>
     </w:p>
@@ -579,32 +454,25 @@
         <w:pStyle w:val="MdListItem"/>
         <w:numPr>
           <w:ilvl w:val="1"/>
-          <w:numId w:val="1"/>
+          <w:numId w:val="20"/>
         </w:numPr>
-        <w:rPr/>
-      </w:pPr>
-      <w:r>
-        <w:rPr>
-          <w:rStyle w:val="MdStrong"/>
-          <w:b/>
-          <w:bCs/>
+      </w:pPr>
+      <w:r>
+        <w:rPr>
+          <w:rStyle w:val="MdStrong"/>
         </w:rPr>
         <w:t>Pairing Successful:</w:t>
       </w:r>
       <w:r>
-        <w:rPr/>
         <w:t xml:space="preserve"> The Green light will </w:t>
       </w:r>
       <w:r>
         <w:rPr>
           <w:rStyle w:val="MdStrong"/>
-          <w:b/>
-          <w:bCs/>
         </w:rPr>
         <w:t>stay on for 2 seconds</w:t>
       </w:r>
       <w:r>
-        <w:rPr/>
         <w:t xml:space="preserve"> (Hold).</w:t>
       </w:r>
     </w:p>
@@ -613,32 +481,25 @@
         <w:pStyle w:val="MdListItem"/>
         <w:numPr>
           <w:ilvl w:val="1"/>
-          <w:numId w:val="1"/>
+          <w:numId w:val="21"/>
         </w:numPr>
-        <w:rPr/>
-      </w:pPr>
-      <w:r>
-        <w:rPr>
-          <w:rStyle w:val="MdStrong"/>
-          <w:b/>
-          <w:bCs/>
+      </w:pPr>
+      <w:r>
+        <w:rPr>
+          <w:rStyle w:val="MdStrong"/>
         </w:rPr>
         <w:t>Pairing Timeout (No Device):</w:t>
       </w:r>
       <w:r>
-        <w:rPr/>
         <w:t xml:space="preserve"> The Red light will </w:t>
       </w:r>
       <w:r>
         <w:rPr>
           <w:rStyle w:val="MdStrong"/>
-          <w:b/>
-          <w:bCs/>
         </w:rPr>
         <w:t>flash 6 times</w:t>
       </w:r>
       <w:r>
-        <w:rPr/>
         <w:t>.</w:t>
       </w:r>
     </w:p>
@@ -647,52 +508,39 @@
         <w:pStyle w:val="MdListItem"/>
         <w:numPr>
           <w:ilvl w:val="1"/>
-          <w:numId w:val="1"/>
+          <w:numId w:val="22"/>
         </w:numPr>
-        <w:rPr/>
-      </w:pPr>
-      <w:r>
-        <w:rPr>
-          <w:rStyle w:val="MdStrong"/>
-          <w:b/>
-          <w:bCs/>
+      </w:pPr>
+      <w:r>
+        <w:rPr>
+          <w:rStyle w:val="MdStrong"/>
         </w:rPr>
         <w:t>Pairing Rejected/Error:</w:t>
       </w:r>
       <w:r>
-        <w:rPr/>
         <w:t xml:space="preserve"> The Red light will </w:t>
       </w:r>
       <w:r>
         <w:rPr>
           <w:rStyle w:val="MdStrong"/>
-          <w:b/>
-          <w:bCs/>
         </w:rPr>
         <w:t>flash 4 times</w:t>
       </w:r>
       <w:r>
-        <w:rPr/>
         <w:t>.</w:t>
       </w:r>
     </w:p>
     <w:p>
       <w:pPr>
         <w:pStyle w:val="MdSpace"/>
-        <w:spacing w:before="0" w:after="60"/>
-        <w:rPr/>
-      </w:pPr>
-      <w:r>
-        <w:rPr/>
-      </w:r>
+        <w:spacing w:after="60"/>
+      </w:pPr>
     </w:p>
     <w:p>
       <w:pPr>
         <w:pStyle w:val="MdHeading3"/>
-        <w:rPr/>
-      </w:pPr>
-      <w:r>
-        <w:rPr/>
+      </w:pPr>
+      <w:r>
         <w:t>Exiting Pairing Mode</w:t>
       </w:r>
     </w:p>
@@ -701,24 +549,18 @@
         <w:pStyle w:val="MdListItem"/>
         <w:numPr>
           <w:ilvl w:val="0"/>
-          <w:numId w:val="1"/>
+          <w:numId w:val="23"/>
         </w:numPr>
-        <w:rPr/>
-      </w:pPr>
-      <w:r>
-        <w:rPr/>
+      </w:pPr>
+      <w:r>
         <w:t>In pairing mode, single-click any button (UP or DOWN) to immediately terminate pairing mode, and the LED will turn off.</w:t>
       </w:r>
     </w:p>
     <w:p>
       <w:pPr>
         <w:pStyle w:val="MdSpace"/>
-        <w:spacing w:before="0" w:after="60"/>
-        <w:rPr/>
-      </w:pPr>
-      <w:r>
-        <w:rPr/>
-      </w:r>
+        <w:spacing w:after="60"/>
+      </w:pPr>
     </w:p>
     <w:p>
       <w:pPr>
@@ -726,39 +568,27 @@
         <w:pBdr>
           <w:bottom w:val="single" w:sz="6" w:space="1" w:color="000000"/>
         </w:pBdr>
-        <w:rPr/>
-      </w:pPr>
-      <w:r>
-        <w:rPr/>
-      </w:r>
+      </w:pPr>
     </w:p>
     <w:p>
       <w:pPr>
         <w:pStyle w:val="MdSpace"/>
-        <w:spacing w:before="0" w:after="60"/>
-        <w:rPr/>
-      </w:pPr>
-      <w:r>
-        <w:rPr/>
-      </w:r>
+        <w:spacing w:after="60"/>
+      </w:pPr>
     </w:p>
     <w:p>
       <w:pPr>
         <w:pStyle w:val="MdHeading2"/>
-        <w:rPr/>
-      </w:pPr>
-      <w:r>
-        <w:rPr/>
+      </w:pPr>
+      <w:r>
         <w:t>4. System Maintenance</w:t>
       </w:r>
     </w:p>
     <w:p>
       <w:pPr>
         <w:pStyle w:val="MdHeading3"/>
-        <w:rPr/>
-      </w:pPr>
-      <w:r>
-        <w:rPr/>
+      </w:pPr>
+      <w:r>
         <w:t>System Reset (Soft Reset)</w:t>
       </w:r>
     </w:p>
@@ -767,32 +597,25 @@
         <w:pStyle w:val="MdListItem"/>
         <w:numPr>
           <w:ilvl w:val="0"/>
-          <w:numId w:val="1"/>
+          <w:numId w:val="24"/>
         </w:numPr>
-        <w:rPr/>
-      </w:pPr>
-      <w:r>
-        <w:rPr>
-          <w:rStyle w:val="MdStrong"/>
-          <w:b/>
-          <w:bCs/>
+      </w:pPr>
+      <w:r>
+        <w:rPr>
+          <w:rStyle w:val="MdStrong"/>
         </w:rPr>
         <w:t>Operation:</w:t>
       </w:r>
       <w:r>
-        <w:rPr/>
         <w:t xml:space="preserve"> Single-click the </w:t>
       </w:r>
       <w:r>
         <w:rPr>
           <w:rStyle w:val="MdStrong"/>
-          <w:b/>
-          <w:bCs/>
         </w:rPr>
         <w:t>RESET Button</w:t>
       </w:r>
       <w:r>
-        <w:rPr/>
         <w:t>.</w:t>
       </w:r>
     </w:p>
@@ -801,20 +624,16 @@
         <w:pStyle w:val="MdListItem"/>
         <w:numPr>
           <w:ilvl w:val="0"/>
-          <w:numId w:val="1"/>
+          <w:numId w:val="25"/>
         </w:numPr>
-        <w:rPr/>
-      </w:pPr>
-      <w:r>
-        <w:rPr>
-          <w:rStyle w:val="MdStrong"/>
-          <w:b/>
-          <w:bCs/>
+      </w:pPr>
+      <w:r>
+        <w:rPr>
+          <w:rStyle w:val="MdStrong"/>
         </w:rPr>
         <w:t>Function:</w:t>
       </w:r>
       <w:r>
-        <w:rPr/>
         <w:t xml:space="preserve"> The remote control will restart (System Reset).</w:t>
       </w:r>
     </w:p>
@@ -823,40 +642,30 @@
         <w:pStyle w:val="MdListItem"/>
         <w:numPr>
           <w:ilvl w:val="0"/>
-          <w:numId w:val="1"/>
+          <w:numId w:val="26"/>
         </w:numPr>
-        <w:rPr/>
-      </w:pPr>
-      <w:r>
-        <w:rPr>
-          <w:rStyle w:val="MdStrong"/>
-          <w:b/>
-          <w:bCs/>
+      </w:pPr>
+      <w:r>
+        <w:rPr>
+          <w:rStyle w:val="MdStrong"/>
         </w:rPr>
         <w:t>Indication:</w:t>
       </w:r>
       <w:r>
-        <w:rPr/>
         <w:t xml:space="preserve"> The Green or Red light will also briefly turn on according to the battery level.</w:t>
       </w:r>
     </w:p>
     <w:p>
       <w:pPr>
         <w:pStyle w:val="MdSpace"/>
-        <w:spacing w:before="0" w:after="60"/>
-        <w:rPr/>
-      </w:pPr>
-      <w:r>
-        <w:rPr/>
-      </w:r>
+        <w:spacing w:after="60"/>
+      </w:pPr>
     </w:p>
     <w:p>
       <w:pPr>
         <w:pStyle w:val="MdHeading3"/>
-        <w:rPr/>
-      </w:pPr>
-      <w:r>
-        <w:rPr/>
+      </w:pPr>
+      <w:r>
         <w:t>Factory Reset</w:t>
       </w:r>
     </w:p>
@@ -865,32 +674,25 @@
         <w:pStyle w:val="MdListItem"/>
         <w:numPr>
           <w:ilvl w:val="0"/>
-          <w:numId w:val="1"/>
+          <w:numId w:val="27"/>
         </w:numPr>
-        <w:rPr/>
-      </w:pPr>
-      <w:r>
-        <w:rPr>
-          <w:rStyle w:val="MdStrong"/>
-          <w:b/>
-          <w:bCs/>
+      </w:pPr>
+      <w:r>
+        <w:rPr>
+          <w:rStyle w:val="MdStrong"/>
         </w:rPr>
         <w:t>Operation:</w:t>
       </w:r>
       <w:r>
-        <w:rPr/>
         <w:t xml:space="preserve"> Press and hold the </w:t>
       </w:r>
       <w:r>
         <w:rPr>
           <w:rStyle w:val="MdStrong"/>
-          <w:b/>
-          <w:bCs/>
         </w:rPr>
         <w:t>RESET Button</w:t>
       </w:r>
       <w:r>
-        <w:rPr/>
         <w:t>.</w:t>
       </w:r>
     </w:p>
@@ -899,32 +701,25 @@
         <w:pStyle w:val="MdListItem"/>
         <w:numPr>
           <w:ilvl w:val="0"/>
-          <w:numId w:val="1"/>
+          <w:numId w:val="28"/>
         </w:numPr>
-        <w:rPr/>
-      </w:pPr>
-      <w:r>
-        <w:rPr>
-          <w:rStyle w:val="MdStrong"/>
-          <w:b/>
-          <w:bCs/>
+      </w:pPr>
+      <w:r>
+        <w:rPr>
+          <w:rStyle w:val="MdStrong"/>
         </w:rPr>
         <w:t>Indication:</w:t>
       </w:r>
       <w:r>
-        <w:rPr/>
         <w:t xml:space="preserve"> The </w:t>
       </w:r>
       <w:r>
         <w:rPr>
           <w:rStyle w:val="MdStrong"/>
-          <w:b/>
-          <w:bCs/>
         </w:rPr>
         <w:t>Green light will stay on</w:t>
       </w:r>
       <w:r>
-        <w:rPr/>
         <w:t>.</w:t>
       </w:r>
     </w:p>
@@ -933,32 +728,24 @@
         <w:pStyle w:val="MdListItem"/>
         <w:numPr>
           <w:ilvl w:val="0"/>
-          <w:numId w:val="1"/>
+          <w:numId w:val="29"/>
         </w:numPr>
-        <w:rPr/>
-      </w:pPr>
-      <w:r>
-        <w:rPr>
-          <w:rStyle w:val="MdStrong"/>
-          <w:b/>
-          <w:bCs/>
+      </w:pPr>
+      <w:r>
+        <w:rPr>
+          <w:rStyle w:val="MdStrong"/>
         </w:rPr>
         <w:t>Function:</w:t>
       </w:r>
       <w:r>
-        <w:rPr/>
         <w:t xml:space="preserve"> Clears all bound device information (deletes all Peers), and the remote control is restored to its initial state.</w:t>
       </w:r>
     </w:p>
     <w:p>
       <w:pPr>
         <w:pStyle w:val="MdSpace"/>
-        <w:spacing w:before="0" w:after="60"/>
-        <w:rPr/>
-      </w:pPr>
-      <w:r>
-        <w:rPr/>
-      </w:r>
+        <w:spacing w:after="60"/>
+      </w:pPr>
     </w:p>
     <w:p>
       <w:pPr>
@@ -966,38 +753,25 @@
         <w:pBdr>
           <w:bottom w:val="single" w:sz="6" w:space="1" w:color="000000"/>
         </w:pBdr>
-        <w:rPr/>
-      </w:pPr>
-      <w:r>
-        <w:rPr/>
-      </w:r>
+      </w:pPr>
     </w:p>
     <w:p>
       <w:pPr>
         <w:pStyle w:val="MdSpace"/>
-        <w:spacing w:before="0" w:after="60"/>
-        <w:rPr/>
-      </w:pPr>
-      <w:r>
-        <w:rPr/>
-      </w:r>
+        <w:spacing w:after="60"/>
+      </w:pPr>
     </w:p>
     <w:p>
       <w:pPr>
         <w:pStyle w:val="MdHeading2"/>
-        <w:rPr/>
-      </w:pPr>
-      <w:r>
-        <w:rPr/>
+      </w:pPr>
+      <w:r>
         <w:t>5. LED Status Quick Reference Table</w:t>
       </w:r>
     </w:p>
     <w:tbl>
       <w:tblPr>
-        <w:tblStyle w:val="MdTable"/>
         <w:tblW w:w="5000" w:type="pct"/>
-        <w:jc w:val="left"/>
-        <w:tblInd w:w="0" w:type="dxa"/>
         <w:tblLayout w:type="fixed"/>
         <w:tblCellMar>
           <w:top w:w="100" w:type="dxa"/>
@@ -1005,17 +779,18 @@
           <w:bottom w:w="100" w:type="dxa"/>
           <w:right w:w="120" w:type="dxa"/>
         </w:tblCellMar>
+        <w:tblLook w:val="04A0" w:firstRow="1" w:lastRow="0" w:firstColumn="1" w:lastColumn="0" w:noHBand="0" w:noVBand="1"/>
       </w:tblPr>
       <w:tblGrid>
-        <w:gridCol w:w="3008"/>
-        <w:gridCol w:w="3009"/>
-        <w:gridCol w:w="3009"/>
+        <w:gridCol w:w="3088"/>
+        <w:gridCol w:w="3089"/>
+        <w:gridCol w:w="3089"/>
       </w:tblGrid>
       <w:tr>
         <w:trPr>
-          <w:tblHeader w:val="true"/>
-          <w:trHeight w:val="720" w:hRule="atLeast"/>
-          <w:cantSplit w:val="true"/>
+          <w:cantSplit/>
+          <w:trHeight w:val="720"/>
+          <w:tblHeader/>
         </w:trPr>
         <w:tc>
           <w:tcPr>
@@ -1030,12 +805,8 @@
           <w:p>
             <w:pPr>
               <w:pStyle w:val="MdTableHeader"/>
-              <w:spacing w:before="60" w:after="60"/>
-              <w:jc w:val="left"/>
-              <w:rPr/>
-            </w:pPr>
-            <w:r>
-              <w:rPr/>
+            </w:pPr>
+            <w:r>
               <w:t>Status</w:t>
             </w:r>
           </w:p>
@@ -1054,12 +825,8 @@
           <w:p>
             <w:pPr>
               <w:pStyle w:val="MdTableHeader"/>
-              <w:spacing w:before="60" w:after="60"/>
-              <w:jc w:val="left"/>
-              <w:rPr/>
-            </w:pPr>
-            <w:r>
-              <w:rPr/>
+            </w:pPr>
+            <w:r>
               <w:t>LED Behavior</w:t>
             </w:r>
           </w:p>
@@ -1077,12 +844,8 @@
           <w:p>
             <w:pPr>
               <w:pStyle w:val="MdTableHeader"/>
-              <w:spacing w:before="60" w:after="60"/>
-              <w:jc w:val="left"/>
-              <w:rPr/>
-            </w:pPr>
-            <w:r>
-              <w:rPr/>
+            </w:pPr>
+            <w:r>
               <w:t>Description</w:t>
             </w:r>
           </w:p>
@@ -1090,8 +853,8 @@
       </w:tr>
       <w:tr>
         <w:trPr>
-          <w:trHeight w:val="576" w:hRule="atLeast"/>
-          <w:cantSplit w:val="true"/>
+          <w:cantSplit/>
+          <w:trHeight w:val="576"/>
         </w:trPr>
         <w:tc>
           <w:tcPr>
@@ -1110,15 +873,10 @@
           <w:p>
             <w:pPr>
               <w:pStyle w:val="MdTableCell"/>
-              <w:spacing w:before="40" w:after="40"/>
-              <w:jc w:val="left"/>
-              <w:rPr/>
             </w:pPr>
             <w:r>
               <w:rPr>
                 <w:rStyle w:val="MdStrong"/>
-                <w:b/>
-                <w:bCs/>
               </w:rPr>
               <w:t>Button Operation</w:t>
             </w:r>
@@ -1142,12 +900,8 @@
           <w:p>
             <w:pPr>
               <w:pStyle w:val="MdTableCell"/>
-              <w:spacing w:before="40" w:after="40"/>
-              <w:jc w:val="left"/>
-              <w:rPr/>
-            </w:pPr>
-            <w:r>
-              <w:rPr/>
+            </w:pPr>
+            <w:r>
               <w:t>Green light on</w:t>
             </w:r>
           </w:p>
@@ -1169,12 +923,8 @@
           <w:p>
             <w:pPr>
               <w:pStyle w:val="MdTableCell"/>
-              <w:spacing w:before="40" w:after="40"/>
-              <w:jc w:val="left"/>
-              <w:rPr/>
-            </w:pPr>
-            <w:r>
-              <w:rPr/>
+            </w:pPr>
+            <w:r>
               <w:t>Operation valid and battery sufficient</w:t>
             </w:r>
           </w:p>
@@ -1182,8 +932,8 @@
       </w:tr>
       <w:tr>
         <w:trPr>
-          <w:trHeight w:val="576" w:hRule="atLeast"/>
-          <w:cantSplit w:val="true"/>
+          <w:cantSplit/>
+          <w:trHeight w:val="576"/>
         </w:trPr>
         <w:tc>
           <w:tcPr>
@@ -1202,13 +952,7 @@
           <w:p>
             <w:pPr>
               <w:pStyle w:val="MdTableCell"/>
-              <w:spacing w:before="40" w:after="40"/>
-              <w:jc w:val="left"/>
-              <w:rPr/>
-            </w:pPr>
-            <w:r>
-              <w:rPr/>
-            </w:r>
+            </w:pPr>
           </w:p>
         </w:tc>
         <w:tc>
@@ -1229,12 +973,8 @@
           <w:p>
             <w:pPr>
               <w:pStyle w:val="MdTableCell"/>
-              <w:spacing w:before="40" w:after="40"/>
-              <w:jc w:val="left"/>
-              <w:rPr/>
-            </w:pPr>
-            <w:r>
-              <w:rPr/>
+            </w:pPr>
+            <w:r>
               <w:t>Red light on</w:t>
             </w:r>
           </w:p>
@@ -1256,12 +996,8 @@
           <w:p>
             <w:pPr>
               <w:pStyle w:val="MdTableCell"/>
-              <w:spacing w:before="40" w:after="40"/>
-              <w:jc w:val="left"/>
-              <w:rPr/>
-            </w:pPr>
-            <w:r>
-              <w:rPr/>
+            </w:pPr>
+            <w:r>
               <w:t>Operation valid but battery low</w:t>
             </w:r>
           </w:p>
@@ -1269,8 +1005,8 @@
       </w:tr>
       <w:tr>
         <w:trPr>
-          <w:trHeight w:val="576" w:hRule="atLeast"/>
-          <w:cantSplit w:val="true"/>
+          <w:cantSplit/>
+          <w:trHeight w:val="576"/>
         </w:trPr>
         <w:tc>
           <w:tcPr>
@@ -1289,16 +1025,12 @@
           <w:p>
             <w:pPr>
               <w:pStyle w:val="MdTableCell"/>
-              <w:spacing w:before="40" w:after="40"/>
-              <w:jc w:val="left"/>
-              <w:rPr/>
             </w:pPr>
             <w:r>
               <w:rPr>
                 <w:rStyle w:val="MdStrong"/>
-                <w:b/>
-                <w:bCs/>
               </w:rPr>
+              <w:lastRenderedPageBreak/>
               <w:t>Pairing</w:t>
             </w:r>
           </w:p>
@@ -1321,12 +1053,8 @@
           <w:p>
             <w:pPr>
               <w:pStyle w:val="MdTableCell"/>
-              <w:spacing w:before="40" w:after="40"/>
-              <w:jc w:val="left"/>
-              <w:rPr/>
-            </w:pPr>
-            <w:r>
-              <w:rPr/>
+            </w:pPr>
+            <w:r>
               <w:t>Green light flashes rapidly</w:t>
             </w:r>
           </w:p>
@@ -1348,12 +1076,8 @@
           <w:p>
             <w:pPr>
               <w:pStyle w:val="MdTableCell"/>
-              <w:spacing w:before="40" w:after="40"/>
-              <w:jc w:val="left"/>
-              <w:rPr/>
-            </w:pPr>
-            <w:r>
-              <w:rPr/>
+            </w:pPr>
+            <w:r>
               <w:t>Scanning for devices (Pairing mode)</w:t>
             </w:r>
           </w:p>
@@ -1361,8 +1085,8 @@
       </w:tr>
       <w:tr>
         <w:trPr>
-          <w:trHeight w:val="576" w:hRule="atLeast"/>
-          <w:cantSplit w:val="true"/>
+          <w:cantSplit/>
+          <w:trHeight w:val="576"/>
         </w:trPr>
         <w:tc>
           <w:tcPr>
@@ -1381,15 +1105,10 @@
           <w:p>
             <w:pPr>
               <w:pStyle w:val="MdTableCell"/>
-              <w:spacing w:before="40" w:after="40"/>
-              <w:jc w:val="left"/>
-              <w:rPr/>
             </w:pPr>
             <w:r>
               <w:rPr>
                 <w:rStyle w:val="MdStrong"/>
-                <w:b/>
-                <w:bCs/>
               </w:rPr>
               <w:t>Pairing Result</w:t>
             </w:r>
@@ -1413,12 +1132,8 @@
           <w:p>
             <w:pPr>
               <w:pStyle w:val="MdTableCell"/>
-              <w:spacing w:before="40" w:after="40"/>
-              <w:jc w:val="left"/>
-              <w:rPr/>
-            </w:pPr>
-            <w:r>
-              <w:rPr/>
+            </w:pPr>
+            <w:r>
               <w:t>Green light on for 2 seconds</w:t>
             </w:r>
           </w:p>
@@ -1440,12 +1155,8 @@
           <w:p>
             <w:pPr>
               <w:pStyle w:val="MdTableCell"/>
-              <w:spacing w:before="40" w:after="40"/>
-              <w:jc w:val="left"/>
-              <w:rPr/>
-            </w:pPr>
-            <w:r>
-              <w:rPr/>
+            </w:pPr>
+            <w:r>
               <w:t>Pairing successful</w:t>
             </w:r>
           </w:p>
@@ -1453,8 +1164,8 @@
       </w:tr>
       <w:tr>
         <w:trPr>
-          <w:trHeight w:val="576" w:hRule="atLeast"/>
-          <w:cantSplit w:val="true"/>
+          <w:cantSplit/>
+          <w:trHeight w:val="576"/>
         </w:trPr>
         <w:tc>
           <w:tcPr>
@@ -1473,13 +1184,7 @@
           <w:p>
             <w:pPr>
               <w:pStyle w:val="MdTableCell"/>
-              <w:spacing w:before="40" w:after="40"/>
-              <w:jc w:val="left"/>
-              <w:rPr/>
-            </w:pPr>
-            <w:r>
-              <w:rPr/>
-            </w:r>
+            </w:pPr>
           </w:p>
         </w:tc>
         <w:tc>
@@ -1500,12 +1205,8 @@
           <w:p>
             <w:pPr>
               <w:pStyle w:val="MdTableCell"/>
-              <w:spacing w:before="40" w:after="40"/>
-              <w:jc w:val="left"/>
-              <w:rPr/>
-            </w:pPr>
-            <w:r>
-              <w:rPr/>
+            </w:pPr>
+            <w:r>
               <w:t>Red light flashes 6 times</w:t>
             </w:r>
           </w:p>
@@ -1527,12 +1228,8 @@
           <w:p>
             <w:pPr>
               <w:pStyle w:val="MdTableCell"/>
-              <w:spacing w:before="40" w:after="40"/>
-              <w:jc w:val="left"/>
-              <w:rPr/>
-            </w:pPr>
-            <w:r>
-              <w:rPr/>
+            </w:pPr>
+            <w:r>
               <w:t>Pairing timed out/No device found</w:t>
             </w:r>
           </w:p>
@@ -1540,8 +1237,8 @@
       </w:tr>
       <w:tr>
         <w:trPr>
-          <w:trHeight w:val="576" w:hRule="atLeast"/>
-          <w:cantSplit w:val="true"/>
+          <w:cantSplit/>
+          <w:trHeight w:val="576"/>
         </w:trPr>
         <w:tc>
           <w:tcPr>
@@ -1560,13 +1257,7 @@
           <w:p>
             <w:pPr>
               <w:pStyle w:val="MdTableCell"/>
-              <w:spacing w:before="40" w:after="40"/>
-              <w:jc w:val="left"/>
-              <w:rPr/>
-            </w:pPr>
-            <w:r>
-              <w:rPr/>
-            </w:r>
+            </w:pPr>
           </w:p>
         </w:tc>
         <w:tc>
@@ -1587,12 +1278,8 @@
           <w:p>
             <w:pPr>
               <w:pStyle w:val="MdTableCell"/>
-              <w:spacing w:before="40" w:after="40"/>
-              <w:jc w:val="left"/>
-              <w:rPr/>
-            </w:pPr>
-            <w:r>
-              <w:rPr/>
+            </w:pPr>
+            <w:r>
               <w:t>Red light flashes 4 times</w:t>
             </w:r>
           </w:p>
@@ -1614,12 +1301,8 @@
           <w:p>
             <w:pPr>
               <w:pStyle w:val="MdTableCell"/>
-              <w:spacing w:before="40" w:after="40"/>
-              <w:jc w:val="left"/>
-              <w:rPr/>
-            </w:pPr>
-            <w:r>
-              <w:rPr/>
+            </w:pPr>
+            <w:r>
               <w:t>Pairing rejected or error</w:t>
             </w:r>
           </w:p>
@@ -1627,8 +1310,8 @@
       </w:tr>
       <w:tr>
         <w:trPr>
-          <w:trHeight w:val="576" w:hRule="atLeast"/>
-          <w:cantSplit w:val="true"/>
+          <w:cantSplit/>
+          <w:trHeight w:val="576"/>
         </w:trPr>
         <w:tc>
           <w:tcPr>
@@ -1647,15 +1330,10 @@
           <w:p>
             <w:pPr>
               <w:pStyle w:val="MdTableCell"/>
-              <w:spacing w:before="40" w:after="40"/>
-              <w:jc w:val="left"/>
-              <w:rPr/>
             </w:pPr>
             <w:r>
               <w:rPr>
                 <w:rStyle w:val="MdStrong"/>
-                <w:b/>
-                <w:bCs/>
               </w:rPr>
               <w:t>Factory Reset</w:t>
             </w:r>
@@ -1679,12 +1357,8 @@
           <w:p>
             <w:pPr>
               <w:pStyle w:val="MdTableCell"/>
-              <w:spacing w:before="40" w:after="40"/>
-              <w:jc w:val="left"/>
-              <w:rPr/>
-            </w:pPr>
-            <w:r>
-              <w:rPr/>
+            </w:pPr>
+            <w:r>
               <w:t>Green light stays on</w:t>
             </w:r>
           </w:p>
@@ -1706,35 +1380,346 @@
           <w:p>
             <w:pPr>
               <w:pStyle w:val="MdTableCell"/>
-              <w:spacing w:before="40" w:after="40"/>
-              <w:jc w:val="left"/>
-              <w:rPr/>
-            </w:pPr>
-            <w:r>
-              <w:rPr/>
+            </w:pPr>
+            <w:r>
               <w:t>Data has been cleared</w:t>
             </w:r>
           </w:p>
         </w:tc>
       </w:tr>
     </w:tbl>
+    <w:p>
+      <w:pPr>
+        <w:pStyle w:val="MdSpace"/>
+      </w:pPr>
+    </w:p>
+    <w:p>
+      <w:pPr>
+        <w:pStyle w:val="MdHr"/>
+      </w:pPr>
+    </w:p>
+    <w:p>
+      <w:pPr>
+        <w:pStyle w:val="MdSpace"/>
+      </w:pPr>
+    </w:p>
+    <w:p>
+      <w:pPr>
+        <w:pStyle w:val="MdHeading2"/>
+      </w:pPr>
+      <w:r>
+        <w:t>6. RF and Electrical Parameters</w:t>
+      </w:r>
+    </w:p>
+    <w:tbl>
+      <w:tblPr>
+        <w:tblW w:w="0" w:type="auto"/>
+        <w:tblInd w:w="10" w:type="dxa"/>
+        <w:tblBorders>
+          <w:insideH w:val="single" w:sz="4" w:space="0" w:color="BFBFBF" w:themeColor="background2" w:themeShade="BF"/>
+          <w:insideV w:val="single" w:sz="4" w:space="0" w:color="BFBFBF" w:themeColor="background2" w:themeShade="BF"/>
+        </w:tblBorders>
+        <w:tblCellMar>
+          <w:left w:w="10" w:type="dxa"/>
+          <w:right w:w="10" w:type="dxa"/>
+        </w:tblCellMar>
+        <w:tblLook w:val="04A0" w:firstRow="1" w:lastRow="0" w:firstColumn="1" w:lastColumn="0" w:noHBand="0" w:noVBand="1"/>
+      </w:tblPr>
+      <w:tblGrid>
+        <w:gridCol w:w="4513"/>
+        <w:gridCol w:w="4513"/>
+      </w:tblGrid>
+      <w:tr>
+        <w:trPr>
+          <w:trHeight w:val="563"/>
+        </w:trPr>
+        <w:tc>
+          <w:tcPr>
+            <w:tcW w:w="4513" w:type="dxa"/>
+          </w:tcPr>
+          <w:p>
+            <w:pPr>
+              <w:pStyle w:val="MdTableCell"/>
+              <w:spacing w:after="0" w:line="360" w:lineRule="auto"/>
+              <w:jc w:val="center"/>
+              <w:rPr>
+                <w:b/>
+                <w:bCs/>
+              </w:rPr>
+            </w:pPr>
+            <w:r>
+              <w:rPr>
+                <w:b/>
+                <w:bCs/>
+              </w:rPr>
+              <w:t>Parameter</w:t>
+            </w:r>
+          </w:p>
+        </w:tc>
+        <w:tc>
+          <w:tcPr>
+            <w:tcW w:w="4513" w:type="dxa"/>
+          </w:tcPr>
+          <w:p>
+            <w:pPr>
+              <w:pStyle w:val="MdTableCell"/>
+              <w:spacing w:after="0" w:line="360" w:lineRule="auto"/>
+              <w:jc w:val="center"/>
+            </w:pPr>
+            <w:r>
+              <w:t>Specification</w:t>
+            </w:r>
+          </w:p>
+        </w:tc>
+      </w:tr>
+      <w:tr>
+        <w:trPr>
+          <w:trHeight w:val="558"/>
+        </w:trPr>
+        <w:tc>
+          <w:tcPr>
+            <w:tcW w:w="4513" w:type="dxa"/>
+          </w:tcPr>
+          <w:p>
+            <w:pPr>
+              <w:pStyle w:val="MdTableCell"/>
+              <w:spacing w:after="0" w:line="360" w:lineRule="auto"/>
+              <w:jc w:val="center"/>
+            </w:pPr>
+            <w:r>
+              <w:t>Operating Frequency</w:t>
+            </w:r>
+          </w:p>
+        </w:tc>
+        <w:tc>
+          <w:tcPr>
+            <w:tcW w:w="4513" w:type="dxa"/>
+          </w:tcPr>
+          <w:p>
+            <w:pPr>
+              <w:pStyle w:val="MdTableCell"/>
+              <w:spacing w:after="0" w:line="360" w:lineRule="auto"/>
+              <w:jc w:val="center"/>
+            </w:pPr>
+            <w:r>
+              <w:t>2402</w:t>
+            </w:r>
+            <w:r>
+              <w:t xml:space="preserve"> – </w:t>
+            </w:r>
+            <w:r>
+              <w:t>2480 MHz</w:t>
+            </w:r>
+          </w:p>
+        </w:tc>
+      </w:tr>
+      <w:tr>
+        <w:trPr>
+          <w:trHeight w:val="552"/>
+        </w:trPr>
+        <w:tc>
+          <w:tcPr>
+            <w:tcW w:w="4513" w:type="dxa"/>
+          </w:tcPr>
+          <w:p>
+            <w:pPr>
+              <w:pStyle w:val="MdTableCell"/>
+              <w:spacing w:after="0" w:line="360" w:lineRule="auto"/>
+              <w:jc w:val="center"/>
+            </w:pPr>
+            <w:r>
+              <w:t>Rated Power</w:t>
+            </w:r>
+          </w:p>
+        </w:tc>
+        <w:tc>
+          <w:tcPr>
+            <w:tcW w:w="4513" w:type="dxa"/>
+          </w:tcPr>
+          <w:p>
+            <w:pPr>
+              <w:pStyle w:val="MdTableCell"/>
+              <w:spacing w:after="0" w:line="360" w:lineRule="auto"/>
+              <w:jc w:val="center"/>
+            </w:pPr>
+            <w:r>
+              <w:rPr>
+                <w:rFonts w:eastAsia="SimSun" w:hint="eastAsia"/>
+              </w:rPr>
+              <w:t>1.5</w:t>
+            </w:r>
+            <w:r>
+              <w:t xml:space="preserve"> W</w:t>
+            </w:r>
+          </w:p>
+        </w:tc>
+      </w:tr>
+      <w:tr>
+        <w:trPr>
+          <w:trHeight w:val="560"/>
+        </w:trPr>
+        <w:tc>
+          <w:tcPr>
+            <w:tcW w:w="4513" w:type="dxa"/>
+          </w:tcPr>
+          <w:p>
+            <w:pPr>
+              <w:pStyle w:val="MdTableCell"/>
+              <w:spacing w:after="0" w:line="360" w:lineRule="auto"/>
+              <w:jc w:val="center"/>
+            </w:pPr>
+            <w:r>
+              <w:t>Rated Voltage</w:t>
+            </w:r>
+          </w:p>
+        </w:tc>
+        <w:tc>
+          <w:tcPr>
+            <w:tcW w:w="4513" w:type="dxa"/>
+          </w:tcPr>
+          <w:p>
+            <w:pPr>
+              <w:pStyle w:val="MdTableCell"/>
+              <w:spacing w:after="0" w:line="360" w:lineRule="auto"/>
+              <w:jc w:val="center"/>
+            </w:pPr>
+            <w:r>
+              <w:rPr>
+                <w:rFonts w:eastAsia="SimSun" w:hint="eastAsia"/>
+              </w:rPr>
+              <w:t>3.0</w:t>
+            </w:r>
+            <w:r>
+              <w:t>V</w:t>
+            </w:r>
+          </w:p>
+        </w:tc>
+      </w:tr>
+      <w:tr>
+        <w:trPr>
+          <w:trHeight w:val="554"/>
+        </w:trPr>
+        <w:tc>
+          <w:tcPr>
+            <w:tcW w:w="4513" w:type="dxa"/>
+          </w:tcPr>
+          <w:p>
+            <w:pPr>
+              <w:pStyle w:val="MdTableCell"/>
+              <w:spacing w:after="0" w:line="360" w:lineRule="auto"/>
+              <w:jc w:val="center"/>
+            </w:pPr>
+            <w:r>
+              <w:t>Rated Current</w:t>
+            </w:r>
+          </w:p>
+        </w:tc>
+        <w:tc>
+          <w:tcPr>
+            <w:tcW w:w="4513" w:type="dxa"/>
+          </w:tcPr>
+          <w:p>
+            <w:pPr>
+              <w:pStyle w:val="MdTableCell"/>
+              <w:spacing w:after="0" w:line="360" w:lineRule="auto"/>
+              <w:jc w:val="center"/>
+            </w:pPr>
+            <w:r>
+              <w:t>50</w:t>
+            </w:r>
+            <w:r>
+              <w:rPr>
+                <w:rFonts w:eastAsia="SimSun" w:hint="eastAsia"/>
+              </w:rPr>
+              <w:t>0</w:t>
+            </w:r>
+            <w:r>
+              <w:t xml:space="preserve"> mA</w:t>
+            </w:r>
+          </w:p>
+        </w:tc>
+      </w:tr>
+      <w:tr>
+        <w:tc>
+          <w:tcPr>
+            <w:tcW w:w="4513" w:type="dxa"/>
+          </w:tcPr>
+          <w:p>
+            <w:pPr>
+              <w:pStyle w:val="MdTableCell"/>
+              <w:spacing w:after="0" w:line="360" w:lineRule="auto"/>
+              <w:jc w:val="center"/>
+            </w:pPr>
+            <w:r>
+              <w:t>Operating Temperature</w:t>
+            </w:r>
+          </w:p>
+        </w:tc>
+        <w:tc>
+          <w:tcPr>
+            <w:tcW w:w="4513" w:type="dxa"/>
+          </w:tcPr>
+          <w:p>
+            <w:pPr>
+              <w:pStyle w:val="MdTableCell"/>
+              <w:spacing w:after="0" w:line="360" w:lineRule="auto"/>
+              <w:jc w:val="center"/>
+            </w:pPr>
+            <w:r>
+              <w:t>0–40 °C</w:t>
+            </w:r>
+          </w:p>
+        </w:tc>
+      </w:tr>
+    </w:tbl>
+    <w:p>
+      <w:pPr>
+        <w:rPr>
+          <w:rFonts w:eastAsia="SimSun"/>
+        </w:rPr>
+      </w:pPr>
+      <w:r>
+        <w:rPr>
+          <w:rFonts w:eastAsia="SimSun"/>
+        </w:rPr>
+        <w:tab/>
+      </w:r>
+      <w:r>
+        <w:rPr>
+          <w:rFonts w:eastAsia="SimSun"/>
+        </w:rPr>
+        <w:tab/>
+      </w:r>
+      <w:r>
+        <w:rPr>
+          <w:rFonts w:eastAsia="SimSun"/>
+        </w:rPr>
+        <w:tab/>
+      </w:r>
+      <w:r>
+        <w:rPr>
+          <w:rFonts w:eastAsia="SimSun" w:hint="eastAsia"/>
+        </w:rPr>
+        <w:t xml:space="preserve">   </w:t>
+      </w:r>
+    </w:p>
     <w:sectPr>
-      <w:type w:val="nextPage"/>
       <w:pgSz w:w="11906" w:h="16838"/>
-      <w:pgMar w:left="1440" w:right="1440" w:gutter="0" w:header="0" w:top="1440" w:footer="0" w:bottom="1440"/>
-      <w:paperSrc w:first="0" w:other="0"/>
-      <w:pgNumType w:fmt="decimal"/>
-      <w:formProt w:val="false"/>
-      <w:textDirection w:val="lrTb"/>
-      <w:docGrid w:type="default" w:linePitch="360" w:charSpace="0"/>
+      <w:pgMar w:top="1440" w:right="1440" w:bottom="1440" w:left="1440" w:header="0" w:footer="0" w:gutter="0"/>
+      <w:cols w:space="720"/>
+      <w:formProt w:val="0"/>
+      <w:docGrid w:linePitch="360"/>
     </w:sectPr>
   </w:body>
 </w:document>
 </file>
 
 <file path=word/numbering.xml><?xml version="1.0" encoding="utf-8"?>
-<w:numbering xmlns:w="http://schemas.openxmlformats.org/wordprocessingml/2006/main" xmlns:o="urn:schemas-microsoft-com:office:office" xmlns:r="http://schemas.openxmlformats.org/officeDocument/2006/relationships" xmlns:v="urn:schemas-microsoft-com:vml" xmlns:mc="http://schemas.openxmlformats.org/markup-compatibility/2006" xmlns:w14="http://schemas.microsoft.com/office/word/2010/wordml" mc:Ignorable="w14">
-  <w:abstractNum w:abstractNumId="1">
+<w:numbering xmlns:wpc="http://schemas.microsoft.com/office/word/2010/wordprocessingCanvas" xmlns:cx="http://schemas.microsoft.com/office/drawing/2014/chartex" xmlns:cx1="http://schemas.microsoft.com/office/drawing/2015/9/8/chartex" xmlns:cx2="http://schemas.microsoft.com/office/drawing/2015/10/21/chartex" xmlns:cx3="http://schemas.microsoft.com/office/drawing/2016/5/9/chartex" xmlns:cx4="http://schemas.microsoft.com/office/drawing/2016/5/10/chartex" xmlns:cx5="http://schemas.microsoft.com/office/drawing/2016/5/11/chartex" xmlns:cx6="http://schemas.microsoft.com/office/drawing/2016/5/12/chartex" xmlns:cx7="http://schemas.microsoft.com/office/drawing/2016/5/13/chartex" xmlns:cx8="http://schemas.microsoft.com/office/drawing/2016/5/14/chartex" xmlns:mc="http://schemas.openxmlformats.org/markup-compatibility/2006" xmlns:aink="http://schemas.microsoft.com/office/drawing/2016/ink" xmlns:am3d="http://schemas.microsoft.com/office/drawing/2017/model3d" xmlns:o="urn:schemas-microsoft-com:office:office" xmlns:oel="http://schemas.microsoft.com/office/2019/extlst" xmlns:r="http://schemas.openxmlformats.org/officeDocument/2006/relationships" xmlns:m="http://schemas.openxmlformats.org/officeDocument/2006/math" xmlns:v="urn:schemas-microsoft-com:vml" xmlns:wp14="http://schemas.microsoft.com/office/word/2010/wordprocessingDrawing" xmlns:wp="http://schemas.openxmlformats.org/drawingml/2006/wordprocessingDrawing" xmlns:w10="urn:schemas-microsoft-com:office:word" xmlns:w="http://schemas.openxmlformats.org/wordprocessingml/2006/main" xmlns:w14="http://schemas.microsoft.com/office/word/2010/wordml" xmlns:w15="http://schemas.microsoft.com/office/word/2012/wordml" xmlns:w16cex="http://schemas.microsoft.com/office/word/2018/wordml/cex" xmlns:w16cid="http://schemas.microsoft.com/office/word/2016/wordml/cid" xmlns:w16="http://schemas.microsoft.com/office/word/2018/wordml" xmlns:w16du="http://schemas.microsoft.com/office/word/2023/wordml/word16du" xmlns:w16sdtdh="http://schemas.microsoft.com/office/word/2020/wordml/sdtdatahash" xmlns:w16sdtfl="http://schemas.microsoft.com/office/word/2024/wordml/sdtformatlock" xmlns:w16se="http://schemas.microsoft.com/office/word/2015/wordml/symex" xmlns:wpg="http://schemas.microsoft.com/office/word/2010/wordprocessingGroup" xmlns:wpi="http://schemas.microsoft.com/office/word/2010/wordprocessingInk" xmlns:wne="http://schemas.microsoft.com/office/word/2006/wordml" xmlns:wps="http://schemas.microsoft.com/office/word/2010/wordprocessingShape" mc:Ignorable="w14 w15 w16se w16cid w16 w16cex w16sdtdh w16sdtfl w16du wp14">
+  <w:abstractNum w:abstractNumId="0" w15:restartNumberingAfterBreak="0">
+    <w:nsid w:val="35B6374D"/>
+    <w:multiLevelType w:val="multilevel"/>
+    <w:tmpl w:val="E00CDCB2"/>
     <w:lvl w:ilvl="0">
       <w:start w:val="1"/>
       <w:numFmt w:val="bullet"/>
@@ -1865,7 +1850,10 @@
       </w:pPr>
     </w:lvl>
   </w:abstractNum>
-  <w:abstractNum w:abstractNumId="2">
+  <w:abstractNum w:abstractNumId="1" w15:restartNumberingAfterBreak="0">
+    <w:nsid w:val="369E1CBC"/>
+    <w:multiLevelType w:val="multilevel"/>
+    <w:tmpl w:val="13982CE2"/>
     <w:lvl w:ilvl="0">
       <w:start w:val="1"/>
       <w:numFmt w:val="none"/>
@@ -1876,7 +1864,7 @@
         <w:tabs>
           <w:tab w:val="num" w:pos="0"/>
         </w:tabs>
-        <w:ind w:left="0" w:hanging="0"/>
+        <w:ind w:left="0" w:firstLine="0"/>
       </w:pPr>
     </w:lvl>
     <w:lvl w:ilvl="1">
@@ -1889,7 +1877,7 @@
         <w:tabs>
           <w:tab w:val="num" w:pos="0"/>
         </w:tabs>
-        <w:ind w:left="0" w:hanging="0"/>
+        <w:ind w:left="0" w:firstLine="0"/>
       </w:pPr>
     </w:lvl>
     <w:lvl w:ilvl="2">
@@ -1902,7 +1890,7 @@
         <w:tabs>
           <w:tab w:val="num" w:pos="0"/>
         </w:tabs>
-        <w:ind w:left="0" w:hanging="0"/>
+        <w:ind w:left="0" w:firstLine="0"/>
       </w:pPr>
     </w:lvl>
     <w:lvl w:ilvl="3">
@@ -1915,7 +1903,7 @@
         <w:tabs>
           <w:tab w:val="num" w:pos="0"/>
         </w:tabs>
-        <w:ind w:left="0" w:hanging="0"/>
+        <w:ind w:left="0" w:firstLine="0"/>
       </w:pPr>
     </w:lvl>
     <w:lvl w:ilvl="4">
@@ -1928,7 +1916,7 @@
         <w:tabs>
           <w:tab w:val="num" w:pos="0"/>
         </w:tabs>
-        <w:ind w:left="0" w:hanging="0"/>
+        <w:ind w:left="0" w:firstLine="0"/>
       </w:pPr>
     </w:lvl>
     <w:lvl w:ilvl="5">
@@ -1941,7 +1929,7 @@
         <w:tabs>
           <w:tab w:val="num" w:pos="0"/>
         </w:tabs>
-        <w:ind w:left="0" w:hanging="0"/>
+        <w:ind w:left="0" w:firstLine="0"/>
       </w:pPr>
     </w:lvl>
     <w:lvl w:ilvl="6">
@@ -1954,7 +1942,7 @@
         <w:tabs>
           <w:tab w:val="num" w:pos="0"/>
         </w:tabs>
-        <w:ind w:left="0" w:hanging="0"/>
+        <w:ind w:left="0" w:firstLine="0"/>
       </w:pPr>
     </w:lvl>
     <w:lvl w:ilvl="7">
@@ -1967,7 +1955,7 @@
         <w:tabs>
           <w:tab w:val="num" w:pos="0"/>
         </w:tabs>
-        <w:ind w:left="0" w:hanging="0"/>
+        <w:ind w:left="0" w:firstLine="0"/>
       </w:pPr>
     </w:lvl>
     <w:lvl w:ilvl="8">
@@ -1980,31 +1968,243 @@
         <w:tabs>
           <w:tab w:val="num" w:pos="0"/>
         </w:tabs>
-        <w:ind w:left="0" w:hanging="0"/>
+        <w:ind w:left="0" w:firstLine="0"/>
       </w:pPr>
     </w:lvl>
   </w:abstractNum>
-  <w:num w:numId="1">
+  <w:abstractNum w:abstractNumId="2" w15:restartNumberingAfterBreak="0">
+    <w:nsid w:val="4EDE64C7"/>
+    <w:multiLevelType w:val="multilevel"/>
+    <w:tmpl w:val="C5CE2516"/>
+    <w:lvl w:ilvl="0">
+      <w:start w:val="1"/>
+      <w:numFmt w:val="bullet"/>
+      <w:lvlText w:val=""/>
+      <w:lvlJc w:val="left"/>
+      <w:pPr>
+        <w:tabs>
+          <w:tab w:val="num" w:pos="0"/>
+        </w:tabs>
+        <w:ind w:left="720" w:hanging="360"/>
+      </w:pPr>
+      <w:rPr>
+        <w:rFonts w:ascii="Symbol" w:hAnsi="Symbol" w:cs="Symbol" w:hint="default"/>
+      </w:rPr>
+    </w:lvl>
+    <w:lvl w:ilvl="1">
+      <w:start w:val="1"/>
+      <w:numFmt w:val="bullet"/>
+      <w:lvlText w:val="◦"/>
+      <w:lvlJc w:val="left"/>
+      <w:pPr>
+        <w:tabs>
+          <w:tab w:val="num" w:pos="0"/>
+        </w:tabs>
+        <w:ind w:left="1440" w:hanging="360"/>
+      </w:pPr>
+      <w:rPr>
+        <w:rFonts w:ascii="OpenSymbol" w:hAnsi="OpenSymbol" w:cs="OpenSymbol" w:hint="default"/>
+      </w:rPr>
+    </w:lvl>
+    <w:lvl w:ilvl="2">
+      <w:start w:val="1"/>
+      <w:numFmt w:val="bullet"/>
+      <w:lvlText w:val=""/>
+      <w:lvlJc w:val="left"/>
+      <w:pPr>
+        <w:tabs>
+          <w:tab w:val="num" w:pos="0"/>
+        </w:tabs>
+        <w:ind w:left="2160" w:hanging="360"/>
+      </w:pPr>
+      <w:rPr>
+        <w:rFonts w:ascii="Symbol" w:hAnsi="Symbol" w:cs="Symbol" w:hint="default"/>
+      </w:rPr>
+    </w:lvl>
+    <w:lvl w:ilvl="3">
+      <w:start w:val="1"/>
+      <w:numFmt w:val="bullet"/>
+      <w:lvlText w:val="◦"/>
+      <w:lvlJc w:val="left"/>
+      <w:pPr>
+        <w:tabs>
+          <w:tab w:val="num" w:pos="0"/>
+        </w:tabs>
+        <w:ind w:left="2880" w:hanging="360"/>
+      </w:pPr>
+      <w:rPr>
+        <w:rFonts w:ascii="OpenSymbol" w:hAnsi="OpenSymbol" w:cs="OpenSymbol" w:hint="default"/>
+      </w:rPr>
+    </w:lvl>
+    <w:lvl w:ilvl="4">
+      <w:start w:val="1"/>
+      <w:numFmt w:val="bullet"/>
+      <w:lvlText w:val=""/>
+      <w:lvlJc w:val="left"/>
+      <w:pPr>
+        <w:tabs>
+          <w:tab w:val="num" w:pos="0"/>
+        </w:tabs>
+        <w:ind w:left="3600" w:hanging="360"/>
+      </w:pPr>
+      <w:rPr>
+        <w:rFonts w:ascii="Symbol" w:hAnsi="Symbol" w:cs="Symbol" w:hint="default"/>
+      </w:rPr>
+    </w:lvl>
+    <w:lvl w:ilvl="5">
+      <w:start w:val="1"/>
+      <w:numFmt w:val="bullet"/>
+      <w:lvlText w:val="◦"/>
+      <w:lvlJc w:val="left"/>
+      <w:pPr>
+        <w:tabs>
+          <w:tab w:val="num" w:pos="0"/>
+        </w:tabs>
+        <w:ind w:left="4320" w:hanging="360"/>
+      </w:pPr>
+      <w:rPr>
+        <w:rFonts w:ascii="OpenSymbol" w:hAnsi="OpenSymbol" w:cs="OpenSymbol" w:hint="default"/>
+      </w:rPr>
+    </w:lvl>
+    <w:lvl w:ilvl="6">
+      <w:start w:val="1"/>
+      <w:numFmt w:val="bullet"/>
+      <w:lvlText w:val=""/>
+      <w:lvlJc w:val="left"/>
+      <w:pPr>
+        <w:tabs>
+          <w:tab w:val="num" w:pos="0"/>
+        </w:tabs>
+        <w:ind w:left="5040" w:hanging="360"/>
+      </w:pPr>
+      <w:rPr>
+        <w:rFonts w:ascii="Symbol" w:hAnsi="Symbol" w:cs="Symbol" w:hint="default"/>
+      </w:rPr>
+    </w:lvl>
+    <w:lvl w:ilvl="7">
+      <w:start w:val="1"/>
+      <w:numFmt w:val="decimal"/>
+      <w:lvlText w:val="%8."/>
+      <w:lvlJc w:val="left"/>
+      <w:pPr>
+        <w:tabs>
+          <w:tab w:val="num" w:pos="3240"/>
+        </w:tabs>
+        <w:ind w:left="3240" w:hanging="360"/>
+      </w:pPr>
+    </w:lvl>
+    <w:lvl w:ilvl="8">
+      <w:start w:val="1"/>
+      <w:numFmt w:val="decimal"/>
+      <w:lvlText w:val="%9."/>
+      <w:lvlJc w:val="left"/>
+      <w:pPr>
+        <w:tabs>
+          <w:tab w:val="num" w:pos="3600"/>
+        </w:tabs>
+        <w:ind w:left="3600" w:hanging="360"/>
+      </w:pPr>
+    </w:lvl>
+  </w:abstractNum>
+  <w:num w:numId="1" w16cid:durableId="1377899185">
+    <w:abstractNumId w:val="0"/>
+  </w:num>
+  <w:num w:numId="2" w16cid:durableId="1833987015">
+    <w:abstractNumId w:val="2"/>
+  </w:num>
+  <w:num w:numId="3" w16cid:durableId="1992051765">
     <w:abstractNumId w:val="1"/>
   </w:num>
-  <w:num w:numId="2">
+  <w:num w:numId="4" w16cid:durableId="1277836989">
     <w:abstractNumId w:val="2"/>
-  </w:num>
-  <w:num w:numId="3">
-    <w:abstractNumId w:val="1"/>
     <w:lvlOverride w:ilvl="0">
       <w:startOverride w:val="1"/>
     </w:lvlOverride>
+  </w:num>
+  <w:num w:numId="5" w16cid:durableId="948587038">
+    <w:abstractNumId w:val="2"/>
+  </w:num>
+  <w:num w:numId="6" w16cid:durableId="2146461391">
+    <w:abstractNumId w:val="2"/>
+  </w:num>
+  <w:num w:numId="7" w16cid:durableId="36777606">
+    <w:abstractNumId w:val="2"/>
+  </w:num>
+  <w:num w:numId="8" w16cid:durableId="317926839">
+    <w:abstractNumId w:val="2"/>
+  </w:num>
+  <w:num w:numId="9" w16cid:durableId="41951861">
+    <w:abstractNumId w:val="2"/>
+  </w:num>
+  <w:num w:numId="10" w16cid:durableId="1118141188">
+    <w:abstractNumId w:val="2"/>
+  </w:num>
+  <w:num w:numId="11" w16cid:durableId="658005016">
+    <w:abstractNumId w:val="2"/>
+  </w:num>
+  <w:num w:numId="12" w16cid:durableId="347604960">
+    <w:abstractNumId w:val="2"/>
+  </w:num>
+  <w:num w:numId="13" w16cid:durableId="1679387294">
+    <w:abstractNumId w:val="2"/>
+  </w:num>
+  <w:num w:numId="14" w16cid:durableId="1560939101">
+    <w:abstractNumId w:val="2"/>
+  </w:num>
+  <w:num w:numId="15" w16cid:durableId="2144347550">
+    <w:abstractNumId w:val="2"/>
+  </w:num>
+  <w:num w:numId="16" w16cid:durableId="1175996717">
+    <w:abstractNumId w:val="2"/>
+  </w:num>
+  <w:num w:numId="17" w16cid:durableId="317076353">
+    <w:abstractNumId w:val="2"/>
+  </w:num>
+  <w:num w:numId="18" w16cid:durableId="67963845">
+    <w:abstractNumId w:val="2"/>
+  </w:num>
+  <w:num w:numId="19" w16cid:durableId="1222979399">
+    <w:abstractNumId w:val="2"/>
+  </w:num>
+  <w:num w:numId="20" w16cid:durableId="1679695421">
+    <w:abstractNumId w:val="2"/>
+  </w:num>
+  <w:num w:numId="21" w16cid:durableId="445464123">
+    <w:abstractNumId w:val="2"/>
+  </w:num>
+  <w:num w:numId="22" w16cid:durableId="1216968606">
+    <w:abstractNumId w:val="2"/>
+  </w:num>
+  <w:num w:numId="23" w16cid:durableId="1648512740">
+    <w:abstractNumId w:val="2"/>
+  </w:num>
+  <w:num w:numId="24" w16cid:durableId="1108231416">
+    <w:abstractNumId w:val="2"/>
+  </w:num>
+  <w:num w:numId="25" w16cid:durableId="998734975">
+    <w:abstractNumId w:val="2"/>
+  </w:num>
+  <w:num w:numId="26" w16cid:durableId="1666204469">
+    <w:abstractNumId w:val="2"/>
+  </w:num>
+  <w:num w:numId="27" w16cid:durableId="524173391">
+    <w:abstractNumId w:val="2"/>
+  </w:num>
+  <w:num w:numId="28" w16cid:durableId="886911149">
+    <w:abstractNumId w:val="2"/>
+  </w:num>
+  <w:num w:numId="29" w16cid:durableId="452557129">
+    <w:abstractNumId w:val="2"/>
   </w:num>
 </w:numbering>
 </file>
 
 <file path=word/styles.xml><?xml version="1.0" encoding="utf-8"?>
-<w:styles xmlns:w="http://schemas.openxmlformats.org/wordprocessingml/2006/main" xmlns:w14="http://schemas.microsoft.com/office/word/2010/wordml" xmlns:mc="http://schemas.openxmlformats.org/markup-compatibility/2006" mc:Ignorable="w14">
+<w:styles xmlns:mc="http://schemas.openxmlformats.org/markup-compatibility/2006" xmlns:r="http://schemas.openxmlformats.org/officeDocument/2006/relationships" xmlns:w="http://schemas.openxmlformats.org/wordprocessingml/2006/main" xmlns:w14="http://schemas.microsoft.com/office/word/2010/wordml" xmlns:w15="http://schemas.microsoft.com/office/word/2012/wordml" xmlns:w16cex="http://schemas.microsoft.com/office/word/2018/wordml/cex" xmlns:w16cid="http://schemas.microsoft.com/office/word/2016/wordml/cid" xmlns:w16="http://schemas.microsoft.com/office/word/2018/wordml" xmlns:w16du="http://schemas.microsoft.com/office/word/2023/wordml/word16du" xmlns:w16sdtdh="http://schemas.microsoft.com/office/word/2020/wordml/sdtdatahash" xmlns:w16sdtfl="http://schemas.microsoft.com/office/word/2024/wordml/sdtformatlock" xmlns:w16se="http://schemas.microsoft.com/office/word/2015/wordml/symex" mc:Ignorable="w14 w15 w16se w16cid w16 w16cex w16sdtdh w16sdtfl w16du">
   <w:docDefaults>
     <w:rPrDefault>
       <w:rPr>
-        <w:rFonts w:ascii="Times New Roman" w:hAnsi="Times New Roman" w:eastAsia="Noto Serif SC" w:cs="Arial"/>
+        <w:rFonts w:ascii="Times New Roman" w:eastAsia="SimSun" w:hAnsi="Times New Roman" w:cs="Arial"/>
         <w:sz w:val="24"/>
         <w:szCs w:val="24"/>
         <w:lang w:val="en-US" w:eastAsia="zh-CN" w:bidi="hi-IN"/>
@@ -2012,33 +2212,403 @@
     </w:rPrDefault>
     <w:pPrDefault>
       <w:pPr>
-        <w:suppressAutoHyphens w:val="true"/>
+        <w:suppressAutoHyphens/>
       </w:pPr>
     </w:pPrDefault>
   </w:docDefaults>
-  <w:style w:type="paragraph" w:styleId="Normal">
+  <w:latentStyles w:defLockedState="0" w:defUIPriority="99" w:defSemiHidden="0" w:defUnhideWhenUsed="0" w:defQFormat="0" w:count="376">
+    <w:lsdException w:name="Normal" w:uiPriority="0" w:qFormat="1"/>
+    <w:lsdException w:name="heading 1" w:uiPriority="9" w:qFormat="1"/>
+    <w:lsdException w:name="heading 2" w:semiHidden="1" w:uiPriority="9" w:unhideWhenUsed="1" w:qFormat="1"/>
+    <w:lsdException w:name="heading 3" w:semiHidden="1" w:uiPriority="9" w:unhideWhenUsed="1" w:qFormat="1"/>
+    <w:lsdException w:name="heading 4" w:semiHidden="1" w:uiPriority="9" w:unhideWhenUsed="1" w:qFormat="1"/>
+    <w:lsdException w:name="heading 5" w:semiHidden="1" w:uiPriority="9" w:unhideWhenUsed="1" w:qFormat="1"/>
+    <w:lsdException w:name="heading 6" w:semiHidden="1" w:uiPriority="9" w:unhideWhenUsed="1" w:qFormat="1"/>
+    <w:lsdException w:name="heading 7" w:semiHidden="1" w:uiPriority="9" w:unhideWhenUsed="1" w:qFormat="1"/>
+    <w:lsdException w:name="heading 8" w:semiHidden="1" w:uiPriority="9" w:unhideWhenUsed="1" w:qFormat="1"/>
+    <w:lsdException w:name="heading 9" w:semiHidden="1" w:uiPriority="9" w:unhideWhenUsed="1" w:qFormat="1"/>
+    <w:lsdException w:name="index 1" w:semiHidden="1" w:unhideWhenUsed="1"/>
+    <w:lsdException w:name="index 2" w:semiHidden="1" w:unhideWhenUsed="1"/>
+    <w:lsdException w:name="index 3" w:semiHidden="1" w:unhideWhenUsed="1"/>
+    <w:lsdException w:name="index 4" w:semiHidden="1" w:unhideWhenUsed="1"/>
+    <w:lsdException w:name="index 5" w:semiHidden="1" w:unhideWhenUsed="1"/>
+    <w:lsdException w:name="index 6" w:semiHidden="1" w:unhideWhenUsed="1"/>
+    <w:lsdException w:name="index 7" w:semiHidden="1" w:unhideWhenUsed="1"/>
+    <w:lsdException w:name="index 8" w:semiHidden="1" w:unhideWhenUsed="1"/>
+    <w:lsdException w:name="index 9" w:semiHidden="1" w:unhideWhenUsed="1"/>
+    <w:lsdException w:name="toc 1" w:semiHidden="1" w:uiPriority="39" w:unhideWhenUsed="1"/>
+    <w:lsdException w:name="toc 2" w:semiHidden="1" w:uiPriority="39" w:unhideWhenUsed="1"/>
+    <w:lsdException w:name="toc 3" w:semiHidden="1" w:uiPriority="39" w:unhideWhenUsed="1"/>
+    <w:lsdException w:name="toc 4" w:semiHidden="1" w:uiPriority="39" w:unhideWhenUsed="1"/>
+    <w:lsdException w:name="toc 5" w:semiHidden="1" w:uiPriority="39" w:unhideWhenUsed="1"/>
+    <w:lsdException w:name="toc 6" w:semiHidden="1" w:uiPriority="39" w:unhideWhenUsed="1"/>
+    <w:lsdException w:name="toc 7" w:semiHidden="1" w:uiPriority="39" w:unhideWhenUsed="1"/>
+    <w:lsdException w:name="toc 8" w:semiHidden="1" w:uiPriority="39" w:unhideWhenUsed="1"/>
+    <w:lsdException w:name="toc 9" w:semiHidden="1" w:uiPriority="39" w:unhideWhenUsed="1"/>
+    <w:lsdException w:name="Normal Indent" w:semiHidden="1" w:unhideWhenUsed="1"/>
+    <w:lsdException w:name="footnote text" w:semiHidden="1" w:unhideWhenUsed="1"/>
+    <w:lsdException w:name="annotation text" w:semiHidden="1" w:unhideWhenUsed="1"/>
+    <w:lsdException w:name="header" w:semiHidden="1" w:unhideWhenUsed="1"/>
+    <w:lsdException w:name="footer" w:semiHidden="1" w:unhideWhenUsed="1"/>
+    <w:lsdException w:name="index heading" w:semiHidden="1" w:unhideWhenUsed="1"/>
+    <w:lsdException w:name="caption" w:semiHidden="1" w:uiPriority="35" w:unhideWhenUsed="1" w:qFormat="1"/>
+    <w:lsdException w:name="table of figures" w:semiHidden="1" w:unhideWhenUsed="1"/>
+    <w:lsdException w:name="envelope address" w:semiHidden="1" w:unhideWhenUsed="1"/>
+    <w:lsdException w:name="envelope return" w:semiHidden="1" w:unhideWhenUsed="1"/>
+    <w:lsdException w:name="footnote reference" w:semiHidden="1" w:unhideWhenUsed="1"/>
+    <w:lsdException w:name="annotation reference" w:semiHidden="1" w:unhideWhenUsed="1"/>
+    <w:lsdException w:name="line number" w:semiHidden="1" w:unhideWhenUsed="1"/>
+    <w:lsdException w:name="page number" w:semiHidden="1" w:unhideWhenUsed="1"/>
+    <w:lsdException w:name="endnote reference" w:semiHidden="1" w:unhideWhenUsed="1"/>
+    <w:lsdException w:name="endnote text" w:semiHidden="1" w:unhideWhenUsed="1"/>
+    <w:lsdException w:name="table of authorities" w:semiHidden="1" w:unhideWhenUsed="1"/>
+    <w:lsdException w:name="macro" w:semiHidden="1" w:unhideWhenUsed="1"/>
+    <w:lsdException w:name="toa heading" w:semiHidden="1" w:unhideWhenUsed="1"/>
+    <w:lsdException w:name="List" w:semiHidden="1" w:unhideWhenUsed="1"/>
+    <w:lsdException w:name="List Bullet" w:semiHidden="1" w:unhideWhenUsed="1"/>
+    <w:lsdException w:name="List Number" w:semiHidden="1" w:unhideWhenUsed="1"/>
+    <w:lsdException w:name="List 2" w:semiHidden="1" w:unhideWhenUsed="1"/>
+    <w:lsdException w:name="List 3" w:semiHidden="1" w:unhideWhenUsed="1"/>
+    <w:lsdException w:name="List 4" w:semiHidden="1" w:unhideWhenUsed="1"/>
+    <w:lsdException w:name="List 5" w:semiHidden="1" w:unhideWhenUsed="1"/>
+    <w:lsdException w:name="List Bullet 2" w:semiHidden="1" w:unhideWhenUsed="1"/>
+    <w:lsdException w:name="List Bullet 3" w:semiHidden="1" w:unhideWhenUsed="1"/>
+    <w:lsdException w:name="List Bullet 4" w:semiHidden="1" w:unhideWhenUsed="1"/>
+    <w:lsdException w:name="List Bullet 5" w:semiHidden="1" w:unhideWhenUsed="1"/>
+    <w:lsdException w:name="List Number 2" w:semiHidden="1" w:unhideWhenUsed="1"/>
+    <w:lsdException w:name="List Number 3" w:semiHidden="1" w:unhideWhenUsed="1"/>
+    <w:lsdException w:name="List Number 4" w:semiHidden="1" w:unhideWhenUsed="1"/>
+    <w:lsdException w:name="List Number 5" w:semiHidden="1" w:unhideWhenUsed="1"/>
+    <w:lsdException w:name="Title" w:uiPriority="10" w:qFormat="1"/>
+    <w:lsdException w:name="Closing" w:semiHidden="1" w:unhideWhenUsed="1"/>
+    <w:lsdException w:name="Signature" w:semiHidden="1" w:unhideWhenUsed="1"/>
+    <w:lsdException w:name="Default Paragraph Font" w:semiHidden="1" w:uiPriority="1" w:unhideWhenUsed="1"/>
+    <w:lsdException w:name="Body Text" w:semiHidden="1" w:unhideWhenUsed="1"/>
+    <w:lsdException w:name="Body Text Indent" w:semiHidden="1" w:unhideWhenUsed="1"/>
+    <w:lsdException w:name="List Continue" w:semiHidden="1" w:unhideWhenUsed="1"/>
+    <w:lsdException w:name="List Continue 2" w:semiHidden="1" w:unhideWhenUsed="1"/>
+    <w:lsdException w:name="List Continue 3" w:semiHidden="1" w:unhideWhenUsed="1"/>
+    <w:lsdException w:name="List Continue 4" w:semiHidden="1" w:unhideWhenUsed="1"/>
+    <w:lsdException w:name="List Continue 5" w:semiHidden="1" w:unhideWhenUsed="1"/>
+    <w:lsdException w:name="Message Header" w:semiHidden="1" w:unhideWhenUsed="1"/>
+    <w:lsdException w:name="Subtitle" w:uiPriority="11" w:qFormat="1"/>
+    <w:lsdException w:name="Salutation" w:semiHidden="1" w:unhideWhenUsed="1"/>
+    <w:lsdException w:name="Date" w:semiHidden="1" w:unhideWhenUsed="1"/>
+    <w:lsdException w:name="Body Text First Indent" w:semiHidden="1" w:unhideWhenUsed="1"/>
+    <w:lsdException w:name="Body Text First Indent 2" w:semiHidden="1" w:unhideWhenUsed="1"/>
+    <w:lsdException w:name="Note Heading" w:semiHidden="1" w:unhideWhenUsed="1"/>
+    <w:lsdException w:name="Body Text 2" w:semiHidden="1" w:unhideWhenUsed="1"/>
+    <w:lsdException w:name="Body Text 3" w:semiHidden="1" w:unhideWhenUsed="1"/>
+    <w:lsdException w:name="Body Text Indent 2" w:semiHidden="1" w:unhideWhenUsed="1"/>
+    <w:lsdException w:name="Body Text Indent 3" w:semiHidden="1" w:unhideWhenUsed="1"/>
+    <w:lsdException w:name="Block Text" w:semiHidden="1" w:unhideWhenUsed="1"/>
+    <w:lsdException w:name="Hyperlink" w:semiHidden="1" w:unhideWhenUsed="1"/>
+    <w:lsdException w:name="FollowedHyperlink" w:semiHidden="1" w:unhideWhenUsed="1"/>
+    <w:lsdException w:name="Strong" w:uiPriority="22" w:qFormat="1"/>
+    <w:lsdException w:name="Emphasis" w:uiPriority="20" w:qFormat="1"/>
+    <w:lsdException w:name="Document Map" w:semiHidden="1" w:unhideWhenUsed="1"/>
+    <w:lsdException w:name="Plain Text" w:semiHidden="1" w:unhideWhenUsed="1"/>
+    <w:lsdException w:name="E-mail Signature" w:semiHidden="1" w:unhideWhenUsed="1"/>
+    <w:lsdException w:name="HTML Top of Form" w:semiHidden="1" w:unhideWhenUsed="1"/>
+    <w:lsdException w:name="HTML Bottom of Form" w:semiHidden="1" w:unhideWhenUsed="1"/>
+    <w:lsdException w:name="Normal (Web)" w:semiHidden="1" w:unhideWhenUsed="1"/>
+    <w:lsdException w:name="HTML Acronym" w:semiHidden="1" w:unhideWhenUsed="1"/>
+    <w:lsdException w:name="HTML Address" w:semiHidden="1" w:unhideWhenUsed="1"/>
+    <w:lsdException w:name="HTML Cite" w:semiHidden="1" w:unhideWhenUsed="1"/>
+    <w:lsdException w:name="HTML Code" w:semiHidden="1" w:unhideWhenUsed="1"/>
+    <w:lsdException w:name="HTML Definition" w:semiHidden="1" w:unhideWhenUsed="1"/>
+    <w:lsdException w:name="HTML Keyboard" w:semiHidden="1" w:unhideWhenUsed="1"/>
+    <w:lsdException w:name="HTML Preformatted" w:semiHidden="1" w:unhideWhenUsed="1"/>
+    <w:lsdException w:name="HTML Sample" w:semiHidden="1" w:unhideWhenUsed="1"/>
+    <w:lsdException w:name="HTML Typewriter" w:semiHidden="1" w:unhideWhenUsed="1"/>
+    <w:lsdException w:name="HTML Variable" w:semiHidden="1" w:unhideWhenUsed="1"/>
+    <w:lsdException w:name="Normal Table" w:semiHidden="1" w:unhideWhenUsed="1"/>
+    <w:lsdException w:name="annotation subject" w:semiHidden="1" w:unhideWhenUsed="1"/>
+    <w:lsdException w:name="No List" w:semiHidden="1" w:unhideWhenUsed="1"/>
+    <w:lsdException w:name="Outline List 1" w:semiHidden="1" w:unhideWhenUsed="1"/>
+    <w:lsdException w:name="Outline List 2" w:semiHidden="1" w:unhideWhenUsed="1"/>
+    <w:lsdException w:name="Outline List 3" w:semiHidden="1" w:unhideWhenUsed="1"/>
+    <w:lsdException w:name="Table Simple 1" w:semiHidden="1" w:unhideWhenUsed="1"/>
+    <w:lsdException w:name="Table Simple 2" w:semiHidden="1" w:unhideWhenUsed="1"/>
+    <w:lsdException w:name="Table Simple 3" w:semiHidden="1" w:unhideWhenUsed="1"/>
+    <w:lsdException w:name="Table Classic 1" w:semiHidden="1" w:unhideWhenUsed="1"/>
+    <w:lsdException w:name="Table Classic 2" w:semiHidden="1" w:unhideWhenUsed="1"/>
+    <w:lsdException w:name="Table Classic 3" w:semiHidden="1" w:unhideWhenUsed="1"/>
+    <w:lsdException w:name="Table Classic 4" w:semiHidden="1" w:unhideWhenUsed="1"/>
+    <w:lsdException w:name="Table Colorful 1" w:semiHidden="1" w:unhideWhenUsed="1"/>
+    <w:lsdException w:name="Table Colorful 2" w:semiHidden="1" w:unhideWhenUsed="1"/>
+    <w:lsdException w:name="Table Colorful 3" w:semiHidden="1" w:unhideWhenUsed="1"/>
+    <w:lsdException w:name="Table Columns 1" w:semiHidden="1" w:unhideWhenUsed="1"/>
+    <w:lsdException w:name="Table Columns 2" w:semiHidden="1" w:unhideWhenUsed="1"/>
+    <w:lsdException w:name="Table Columns 3" w:semiHidden="1" w:unhideWhenUsed="1"/>
+    <w:lsdException w:name="Table Columns 4" w:semiHidden="1" w:unhideWhenUsed="1"/>
+    <w:lsdException w:name="Table Columns 5" w:semiHidden="1" w:unhideWhenUsed="1"/>
+    <w:lsdException w:name="Table Grid 1" w:semiHidden="1" w:unhideWhenUsed="1"/>
+    <w:lsdException w:name="Table Grid 2" w:semiHidden="1" w:unhideWhenUsed="1"/>
+    <w:lsdException w:name="Table Grid 3" w:semiHidden="1" w:unhideWhenUsed="1"/>
+    <w:lsdException w:name="Table Grid 4" w:semiHidden="1" w:unhideWhenUsed="1"/>
+    <w:lsdException w:name="Table Grid 5" w:semiHidden="1" w:unhideWhenUsed="1"/>
+    <w:lsdException w:name="Table Grid 6" w:semiHidden="1" w:unhideWhenUsed="1"/>
+    <w:lsdException w:name="Table Grid 7" w:semiHidden="1" w:unhideWhenUsed="1"/>
+    <w:lsdException w:name="Table Grid 8" w:semiHidden="1" w:unhideWhenUsed="1"/>
+    <w:lsdException w:name="Table List 1" w:semiHidden="1" w:unhideWhenUsed="1"/>
+    <w:lsdException w:name="Table List 2" w:semiHidden="1" w:unhideWhenUsed="1"/>
+    <w:lsdException w:name="Table List 3" w:semiHidden="1" w:unhideWhenUsed="1"/>
+    <w:lsdException w:name="Table List 4" w:semiHidden="1" w:unhideWhenUsed="1"/>
+    <w:lsdException w:name="Table List 5" w:semiHidden="1" w:unhideWhenUsed="1"/>
+    <w:lsdException w:name="Table List 6" w:semiHidden="1" w:unhideWhenUsed="1"/>
+    <w:lsdException w:name="Table List 7" w:semiHidden="1" w:unhideWhenUsed="1"/>
+    <w:lsdException w:name="Table List 8" w:semiHidden="1" w:unhideWhenUsed="1"/>
+    <w:lsdException w:name="Table 3D effects 1" w:semiHidden="1" w:unhideWhenUsed="1"/>
+    <w:lsdException w:name="Table 3D effects 2" w:semiHidden="1" w:unhideWhenUsed="1"/>
+    <w:lsdException w:name="Table 3D effects 3" w:semiHidden="1" w:unhideWhenUsed="1"/>
+    <w:lsdException w:name="Table Contemporary" w:semiHidden="1" w:unhideWhenUsed="1"/>
+    <w:lsdException w:name="Table Elegant" w:semiHidden="1" w:unhideWhenUsed="1"/>
+    <w:lsdException w:name="Table Professional" w:semiHidden="1" w:unhideWhenUsed="1"/>
+    <w:lsdException w:name="Table Subtle 1" w:semiHidden="1" w:unhideWhenUsed="1"/>
+    <w:lsdException w:name="Table Subtle 2" w:semiHidden="1" w:unhideWhenUsed="1"/>
+    <w:lsdException w:name="Table Web 1" w:semiHidden="1" w:unhideWhenUsed="1"/>
+    <w:lsdException w:name="Table Web 2" w:semiHidden="1" w:unhideWhenUsed="1"/>
+    <w:lsdException w:name="Table Web 3" w:semiHidden="1" w:unhideWhenUsed="1"/>
+    <w:lsdException w:name="Balloon Text" w:semiHidden="1" w:unhideWhenUsed="1"/>
+    <w:lsdException w:name="Table Grid" w:uiPriority="39"/>
+    <w:lsdException w:name="Table Theme" w:semiHidden="1" w:unhideWhenUsed="1"/>
+    <w:lsdException w:name="Placeholder Text" w:semiHidden="1"/>
+    <w:lsdException w:name="No Spacing" w:uiPriority="1" w:qFormat="1"/>
+    <w:lsdException w:name="Light Shading" w:uiPriority="60"/>
+    <w:lsdException w:name="Light List" w:uiPriority="61"/>
+    <w:lsdException w:name="Light Grid" w:uiPriority="62"/>
+    <w:lsdException w:name="Medium Shading 1" w:uiPriority="63"/>
+    <w:lsdException w:name="Medium Shading 2" w:uiPriority="64"/>
+    <w:lsdException w:name="Medium List 1" w:uiPriority="65"/>
+    <w:lsdException w:name="Medium List 2" w:uiPriority="66"/>
+    <w:lsdException w:name="Medium Grid 1" w:uiPriority="67"/>
+    <w:lsdException w:name="Medium Grid 2" w:uiPriority="68"/>
+    <w:lsdException w:name="Medium Grid 3" w:uiPriority="69"/>
+    <w:lsdException w:name="Dark List" w:uiPriority="70"/>
+    <w:lsdException w:name="Colorful Shading" w:uiPriority="71"/>
+    <w:lsdException w:name="Colorful List" w:uiPriority="72"/>
+    <w:lsdException w:name="Colorful Grid" w:uiPriority="73"/>
+    <w:lsdException w:name="Light Shading Accent 1" w:uiPriority="60"/>
+    <w:lsdException w:name="Light List Accent 1" w:uiPriority="61"/>
+    <w:lsdException w:name="Light Grid Accent 1" w:uiPriority="62"/>
+    <w:lsdException w:name="Medium Shading 1 Accent 1" w:uiPriority="63"/>
+    <w:lsdException w:name="Medium Shading 2 Accent 1" w:uiPriority="64"/>
+    <w:lsdException w:name="Medium List 1 Accent 1" w:uiPriority="65"/>
+    <w:lsdException w:name="Revision" w:semiHidden="1"/>
+    <w:lsdException w:name="List Paragraph" w:uiPriority="34" w:qFormat="1"/>
+    <w:lsdException w:name="Quote" w:uiPriority="29" w:qFormat="1"/>
+    <w:lsdException w:name="Intense Quote" w:uiPriority="30" w:qFormat="1"/>
+    <w:lsdException w:name="Medium List 2 Accent 1" w:uiPriority="66"/>
+    <w:lsdException w:name="Medium Grid 1 Accent 1" w:uiPriority="67"/>
+    <w:lsdException w:name="Medium Grid 2 Accent 1" w:uiPriority="68"/>
+    <w:lsdException w:name="Medium Grid 3 Accent 1" w:uiPriority="69"/>
+    <w:lsdException w:name="Dark List Accent 1" w:uiPriority="70"/>
+    <w:lsdException w:name="Colorful Shading Accent 1" w:uiPriority="71"/>
+    <w:lsdException w:name="Colorful List Accent 1" w:uiPriority="72"/>
+    <w:lsdException w:name="Colorful Grid Accent 1" w:uiPriority="73"/>
+    <w:lsdException w:name="Light Shading Accent 2" w:uiPriority="60"/>
+    <w:lsdException w:name="Light List Accent 2" w:uiPriority="61"/>
+    <w:lsdException w:name="Light Grid Accent 2" w:uiPriority="62"/>
+    <w:lsdException w:name="Medium Shading 1 Accent 2" w:uiPriority="63"/>
+    <w:lsdException w:name="Medium Shading 2 Accent 2" w:uiPriority="64"/>
+    <w:lsdException w:name="Medium List 1 Accent 2" w:uiPriority="65"/>
+    <w:lsdException w:name="Medium List 2 Accent 2" w:uiPriority="66"/>
+    <w:lsdException w:name="Medium Grid 1 Accent 2" w:uiPriority="67"/>
+    <w:lsdException w:name="Medium Grid 2 Accent 2" w:uiPriority="68"/>
+    <w:lsdException w:name="Medium Grid 3 Accent 2" w:uiPriority="69"/>
+    <w:lsdException w:name="Dark List Accent 2" w:uiPriority="70"/>
+    <w:lsdException w:name="Colorful Shading Accent 2" w:uiPriority="71"/>
+    <w:lsdException w:name="Colorful List Accent 2" w:uiPriority="72"/>
+    <w:lsdException w:name="Colorful Grid Accent 2" w:uiPriority="73"/>
+    <w:lsdException w:name="Light Shading Accent 3" w:uiPriority="60"/>
+    <w:lsdException w:name="Light List Accent 3" w:uiPriority="61"/>
+    <w:lsdException w:name="Light Grid Accent 3" w:uiPriority="62"/>
+    <w:lsdException w:name="Medium Shading 1 Accent 3" w:uiPriority="63"/>
+    <w:lsdException w:name="Medium Shading 2 Accent 3" w:uiPriority="64"/>
+    <w:lsdException w:name="Medium List 1 Accent 3" w:uiPriority="65"/>
+    <w:lsdException w:name="Medium List 2 Accent 3" w:uiPriority="66"/>
+    <w:lsdException w:name="Medium Grid 1 Accent 3" w:uiPriority="67"/>
+    <w:lsdException w:name="Medium Grid 2 Accent 3" w:uiPriority="68"/>
+    <w:lsdException w:name="Medium Grid 3 Accent 3" w:uiPriority="69"/>
+    <w:lsdException w:name="Dark List Accent 3" w:uiPriority="70"/>
+    <w:lsdException w:name="Colorful Shading Accent 3" w:uiPriority="71"/>
+    <w:lsdException w:name="Colorful List Accent 3" w:uiPriority="72"/>
+    <w:lsdException w:name="Colorful Grid Accent 3" w:uiPriority="73"/>
+    <w:lsdException w:name="Light Shading Accent 4" w:uiPriority="60"/>
+    <w:lsdException w:name="Light List Accent 4" w:uiPriority="61"/>
+    <w:lsdException w:name="Light Grid Accent 4" w:uiPriority="62"/>
+    <w:lsdException w:name="Medium Shading 1 Accent 4" w:uiPriority="63"/>
+    <w:lsdException w:name="Medium Shading 2 Accent 4" w:uiPriority="64"/>
+    <w:lsdException w:name="Medium List 1 Accent 4" w:uiPriority="65"/>
+    <w:lsdException w:name="Medium List 2 Accent 4" w:uiPriority="66"/>
+    <w:lsdException w:name="Medium Grid 1 Accent 4" w:uiPriority="67"/>
+    <w:lsdException w:name="Medium Grid 2 Accent 4" w:uiPriority="68"/>
+    <w:lsdException w:name="Medium Grid 3 Accent 4" w:uiPriority="69"/>
+    <w:lsdException w:name="Dark List Accent 4" w:uiPriority="70"/>
+    <w:lsdException w:name="Colorful Shading Accent 4" w:uiPriority="71"/>
+    <w:lsdException w:name="Colorful List Accent 4" w:uiPriority="72"/>
+    <w:lsdException w:name="Colorful Grid Accent 4" w:uiPriority="73"/>
+    <w:lsdException w:name="Light Shading Accent 5" w:uiPriority="60"/>
+    <w:lsdException w:name="Light List Accent 5" w:uiPriority="61"/>
+    <w:lsdException w:name="Light Grid Accent 5" w:uiPriority="62"/>
+    <w:lsdException w:name="Medium Shading 1 Accent 5" w:uiPriority="63"/>
+    <w:lsdException w:name="Medium Shading 2 Accent 5" w:uiPriority="64"/>
+    <w:lsdException w:name="Medium List 1 Accent 5" w:uiPriority="65"/>
+    <w:lsdException w:name="Medium List 2 Accent 5" w:uiPriority="66"/>
+    <w:lsdException w:name="Medium Grid 1 Accent 5" w:uiPriority="67"/>
+    <w:lsdException w:name="Medium Grid 2 Accent 5" w:uiPriority="68"/>
+    <w:lsdException w:name="Medium Grid 3 Accent 5" w:uiPriority="69"/>
+    <w:lsdException w:name="Dark List Accent 5" w:uiPriority="70"/>
+    <w:lsdException w:name="Colorful Shading Accent 5" w:uiPriority="71"/>
+    <w:lsdException w:name="Colorful List Accent 5" w:uiPriority="72"/>
+    <w:lsdException w:name="Colorful Grid Accent 5" w:uiPriority="73"/>
+    <w:lsdException w:name="Light Shading Accent 6" w:uiPriority="60"/>
+    <w:lsdException w:name="Light List Accent 6" w:uiPriority="61"/>
+    <w:lsdException w:name="Light Grid Accent 6" w:uiPriority="62"/>
+    <w:lsdException w:name="Medium Shading 1 Accent 6" w:uiPriority="63"/>
+    <w:lsdException w:name="Medium Shading 2 Accent 6" w:uiPriority="64"/>
+    <w:lsdException w:name="Medium List 1 Accent 6" w:uiPriority="65"/>
+    <w:lsdException w:name="Medium List 2 Accent 6" w:uiPriority="66"/>
+    <w:lsdException w:name="Medium Grid 1 Accent 6" w:uiPriority="67"/>
+    <w:lsdException w:name="Medium Grid 2 Accent 6" w:uiPriority="68"/>
+    <w:lsdException w:name="Medium Grid 3 Accent 6" w:uiPriority="69"/>
+    <w:lsdException w:name="Dark List Accent 6" w:uiPriority="70"/>
+    <w:lsdException w:name="Colorful Shading Accent 6" w:uiPriority="71"/>
+    <w:lsdException w:name="Colorful List Accent 6" w:uiPriority="72"/>
+    <w:lsdException w:name="Colorful Grid Accent 6" w:uiPriority="73"/>
+    <w:lsdException w:name="Subtle Emphasis" w:uiPriority="19" w:qFormat="1"/>
+    <w:lsdException w:name="Intense Emphasis" w:uiPriority="21" w:qFormat="1"/>
+    <w:lsdException w:name="Subtle Reference" w:uiPriority="31" w:qFormat="1"/>
+    <w:lsdException w:name="Intense Reference" w:uiPriority="32" w:qFormat="1"/>
+    <w:lsdException w:name="Book Title" w:uiPriority="33" w:qFormat="1"/>
+    <w:lsdException w:name="Bibliography" w:semiHidden="1" w:uiPriority="37" w:unhideWhenUsed="1"/>
+    <w:lsdException w:name="TOC Heading" w:semiHidden="1" w:uiPriority="39" w:unhideWhenUsed="1" w:qFormat="1"/>
+    <w:lsdException w:name="Plain Table 1" w:uiPriority="41"/>
+    <w:lsdException w:name="Plain Table 2" w:uiPriority="42"/>
+    <w:lsdException w:name="Plain Table 3" w:uiPriority="43"/>
+    <w:lsdException w:name="Plain Table 4" w:uiPriority="44"/>
+    <w:lsdException w:name="Plain Table 5" w:uiPriority="45"/>
+    <w:lsdException w:name="Grid Table Light" w:uiPriority="40"/>
+    <w:lsdException w:name="Grid Table 1 Light" w:uiPriority="46"/>
+    <w:lsdException w:name="Grid Table 2" w:uiPriority="47"/>
+    <w:lsdException w:name="Grid Table 3" w:uiPriority="48"/>
+    <w:lsdException w:name="Grid Table 4" w:uiPriority="49"/>
+    <w:lsdException w:name="Grid Table 5 Dark" w:uiPriority="50"/>
+    <w:lsdException w:name="Grid Table 6 Colorful" w:uiPriority="51"/>
+    <w:lsdException w:name="Grid Table 7 Colorful" w:uiPriority="52"/>
+    <w:lsdException w:name="Grid Table 1 Light Accent 1" w:uiPriority="46"/>
+    <w:lsdException w:name="Grid Table 2 Accent 1" w:uiPriority="47"/>
+    <w:lsdException w:name="Grid Table 3 Accent 1" w:uiPriority="48"/>
+    <w:lsdException w:name="Grid Table 4 Accent 1" w:uiPriority="49"/>
+    <w:lsdException w:name="Grid Table 5 Dark Accent 1" w:uiPriority="50"/>
+    <w:lsdException w:name="Grid Table 6 Colorful Accent 1" w:uiPriority="51"/>
+    <w:lsdException w:name="Grid Table 7 Colorful Accent 1" w:uiPriority="52"/>
+    <w:lsdException w:name="Grid Table 1 Light Accent 2" w:uiPriority="46"/>
+    <w:lsdException w:name="Grid Table 2 Accent 2" w:uiPriority="47"/>
+    <w:lsdException w:name="Grid Table 3 Accent 2" w:uiPriority="48"/>
+    <w:lsdException w:name="Grid Table 4 Accent 2" w:uiPriority="49"/>
+    <w:lsdException w:name="Grid Table 5 Dark Accent 2" w:uiPriority="50"/>
+    <w:lsdException w:name="Grid Table 6 Colorful Accent 2" w:uiPriority="51"/>
+    <w:lsdException w:name="Grid Table 7 Colorful Accent 2" w:uiPriority="52"/>
+    <w:lsdException w:name="Grid Table 1 Light Accent 3" w:uiPriority="46"/>
+    <w:lsdException w:name="Grid Table 2 Accent 3" w:uiPriority="47"/>
+    <w:lsdException w:name="Grid Table 3 Accent 3" w:uiPriority="48"/>
+    <w:lsdException w:name="Grid Table 4 Accent 3" w:uiPriority="49"/>
+    <w:lsdException w:name="Grid Table 5 Dark Accent 3" w:uiPriority="50"/>
+    <w:lsdException w:name="Grid Table 6 Colorful Accent 3" w:uiPriority="51"/>
+    <w:lsdException w:name="Grid Table 7 Colorful Accent 3" w:uiPriority="52"/>
+    <w:lsdException w:name="Grid Table 1 Light Accent 4" w:uiPriority="46"/>
+    <w:lsdException w:name="Grid Table 2 Accent 4" w:uiPriority="47"/>
+    <w:lsdException w:name="Grid Table 3 Accent 4" w:uiPriority="48"/>
+    <w:lsdException w:name="Grid Table 4 Accent 4" w:uiPriority="49"/>
+    <w:lsdException w:name="Grid Table 5 Dark Accent 4" w:uiPriority="50"/>
+    <w:lsdException w:name="Grid Table 6 Colorful Accent 4" w:uiPriority="51"/>
+    <w:lsdException w:name="Grid Table 7 Colorful Accent 4" w:uiPriority="52"/>
+    <w:lsdException w:name="Grid Table 1 Light Accent 5" w:uiPriority="46"/>
+    <w:lsdException w:name="Grid Table 2 Accent 5" w:uiPriority="47"/>
+    <w:lsdException w:name="Grid Table 3 Accent 5" w:uiPriority="48"/>
+    <w:lsdException w:name="Grid Table 4 Accent 5" w:uiPriority="49"/>
+    <w:lsdException w:name="Grid Table 5 Dark Accent 5" w:uiPriority="50"/>
+    <w:lsdException w:name="Grid Table 6 Colorful Accent 5" w:uiPriority="51"/>
+    <w:lsdException w:name="Grid Table 7 Colorful Accent 5" w:uiPriority="52"/>
+    <w:lsdException w:name="Grid Table 1 Light Accent 6" w:uiPriority="46"/>
+    <w:lsdException w:name="Grid Table 2 Accent 6" w:uiPriority="47"/>
+    <w:lsdException w:name="Grid Table 3 Accent 6" w:uiPriority="48"/>
+    <w:lsdException w:name="Grid Table 4 Accent 6" w:uiPriority="49"/>
+    <w:lsdException w:name="Grid Table 5 Dark Accent 6" w:uiPriority="50"/>
+    <w:lsdException w:name="Grid Table 6 Colorful Accent 6" w:uiPriority="51"/>
+    <w:lsdException w:name="Grid Table 7 Colorful Accent 6" w:uiPriority="52"/>
+    <w:lsdException w:name="List Table 1 Light" w:uiPriority="46"/>
+    <w:lsdException w:name="List Table 2" w:uiPriority="47"/>
+    <w:lsdException w:name="List Table 3" w:uiPriority="48"/>
+    <w:lsdException w:name="List Table 4" w:uiPriority="49"/>
+    <w:lsdException w:name="List Table 5 Dark" w:uiPriority="50"/>
+    <w:lsdException w:name="List Table 6 Colorful" w:uiPriority="51"/>
+    <w:lsdException w:name="List Table 7 Colorful" w:uiPriority="52"/>
+    <w:lsdException w:name="List Table 1 Light Accent 1" w:uiPriority="46"/>
+    <w:lsdException w:name="List Table 2 Accent 1" w:uiPriority="47"/>
+    <w:lsdException w:name="List Table 3 Accent 1" w:uiPriority="48"/>
+    <w:lsdException w:name="List Table 4 Accent 1" w:uiPriority="49"/>
+    <w:lsdException w:name="List Table 5 Dark Accent 1" w:uiPriority="50"/>
+    <w:lsdException w:name="List Table 6 Colorful Accent 1" w:uiPriority="51"/>
+    <w:lsdException w:name="List Table 7 Colorful Accent 1" w:uiPriority="52"/>
+    <w:lsdException w:name="List Table 1 Light Accent 2" w:uiPriority="46"/>
+    <w:lsdException w:name="List Table 2 Accent 2" w:uiPriority="47"/>
+    <w:lsdException w:name="List Table 3 Accent 2" w:uiPriority="48"/>
+    <w:lsdException w:name="List Table 4 Accent 2" w:uiPriority="49"/>
+    <w:lsdException w:name="List Table 5 Dark Accent 2" w:uiPriority="50"/>
+    <w:lsdException w:name="List Table 6 Colorful Accent 2" w:uiPriority="51"/>
+    <w:lsdException w:name="List Table 7 Colorful Accent 2" w:uiPriority="52"/>
+    <w:lsdException w:name="List Table 1 Light Accent 3" w:uiPriority="46"/>
+    <w:lsdException w:name="List Table 2 Accent 3" w:uiPriority="47"/>
+    <w:lsdException w:name="List Table 3 Accent 3" w:uiPriority="48"/>
+    <w:lsdException w:name="List Table 4 Accent 3" w:uiPriority="49"/>
+    <w:lsdException w:name="List Table 5 Dark Accent 3" w:uiPriority="50"/>
+    <w:lsdException w:name="List Table 6 Colorful Accent 3" w:uiPriority="51"/>
+    <w:lsdException w:name="List Table 7 Colorful Accent 3" w:uiPriority="52"/>
+    <w:lsdException w:name="List Table 1 Light Accent 4" w:uiPriority="46"/>
+    <w:lsdException w:name="List Table 2 Accent 4" w:uiPriority="47"/>
+    <w:lsdException w:name="List Table 3 Accent 4" w:uiPriority="48"/>
+    <w:lsdException w:name="List Table 4 Accent 4" w:uiPriority="49"/>
+    <w:lsdException w:name="List Table 5 Dark Accent 4" w:uiPriority="50"/>
+    <w:lsdException w:name="List Table 6 Colorful Accent 4" w:uiPriority="51"/>
+    <w:lsdException w:name="List Table 7 Colorful Accent 4" w:uiPriority="52"/>
+    <w:lsdException w:name="List Table 1 Light Accent 5" w:uiPriority="46"/>
+    <w:lsdException w:name="List Table 2 Accent 5" w:uiPriority="47"/>
+    <w:lsdException w:name="List Table 3 Accent 5" w:uiPriority="48"/>
+    <w:lsdException w:name="List Table 4 Accent 5" w:uiPriority="49"/>
+    <w:lsdException w:name="List Table 5 Dark Accent 5" w:uiPriority="50"/>
+    <w:lsdException w:name="List Table 6 Colorful Accent 5" w:uiPriority="51"/>
+    <w:lsdException w:name="List Table 7 Colorful Accent 5" w:uiPriority="52"/>
+    <w:lsdException w:name="List Table 1 Light Accent 6" w:uiPriority="46"/>
+    <w:lsdException w:name="List Table 2 Accent 6" w:uiPriority="47"/>
+    <w:lsdException w:name="List Table 3 Accent 6" w:uiPriority="48"/>
+    <w:lsdException w:name="List Table 4 Accent 6" w:uiPriority="49"/>
+    <w:lsdException w:name="List Table 5 Dark Accent 6" w:uiPriority="50"/>
+    <w:lsdException w:name="List Table 6 Colorful Accent 6" w:uiPriority="51"/>
+    <w:lsdException w:name="List Table 7 Colorful Accent 6" w:uiPriority="52"/>
+    <w:lsdException w:name="Mention" w:semiHidden="1" w:unhideWhenUsed="1"/>
+    <w:lsdException w:name="Smart Hyperlink" w:semiHidden="1" w:unhideWhenUsed="1"/>
+    <w:lsdException w:name="Hashtag" w:semiHidden="1" w:unhideWhenUsed="1"/>
+    <w:lsdException w:name="Unresolved Mention" w:semiHidden="1" w:unhideWhenUsed="1"/>
+    <w:lsdException w:name="Smart Link" w:semiHidden="1" w:unhideWhenUsed="1"/>
+  </w:latentStyles>
+  <w:style w:type="paragraph" w:default="1" w:styleId="Normal">
     <w:name w:val="Normal"/>
     <w:qFormat/>
-    <w:pPr>
-      <w:widowControl/>
-      <w:bidi w:val="0"/>
-      <w:spacing w:lineRule="auto" w:line="240" w:before="0" w:after="0"/>
-      <w:jc w:val="left"/>
-    </w:pPr>
-    <w:rPr>
-      <w:rFonts w:ascii="Times New Roman" w:hAnsi="Times New Roman" w:eastAsia="Noto Serif SC" w:cs="Arial"/>
-      <w:color w:val="auto"/>
-      <w:kern w:val="0"/>
-      <w:sz w:val="24"/>
-      <w:szCs w:val="24"/>
-      <w:lang w:val="en-US" w:eastAsia="zh-CN" w:bidi="hi-IN"/>
+    <w:rPr>
+      <w:rFonts w:eastAsia="Noto Serif SC"/>
     </w:rPr>
   </w:style>
   <w:style w:type="paragraph" w:styleId="Heading1">
     <w:name w:val="heading 1"/>
     <w:basedOn w:val="Heading"/>
-    <w:qFormat/>
-    <w:pPr/>
+    <w:uiPriority w:val="9"/>
+    <w:qFormat/>
+    <w:pPr>
+      <w:outlineLvl w:val="0"/>
+    </w:pPr>
     <w:rPr>
       <w:color w:val="2E74B5"/>
       <w:sz w:val="32"/>
@@ -2048,8 +2618,13 @@
   <w:style w:type="paragraph" w:styleId="Heading2">
     <w:name w:val="heading 2"/>
     <w:basedOn w:val="Heading"/>
-    <w:qFormat/>
-    <w:pPr/>
+    <w:uiPriority w:val="9"/>
+    <w:semiHidden/>
+    <w:unhideWhenUsed/>
+    <w:qFormat/>
+    <w:pPr>
+      <w:outlineLvl w:val="1"/>
+    </w:pPr>
     <w:rPr>
       <w:color w:val="2E74B5"/>
       <w:sz w:val="26"/>
@@ -2059,8 +2634,13 @@
   <w:style w:type="paragraph" w:styleId="Heading3">
     <w:name w:val="heading 3"/>
     <w:basedOn w:val="Heading"/>
-    <w:qFormat/>
-    <w:pPr/>
+    <w:uiPriority w:val="9"/>
+    <w:semiHidden/>
+    <w:unhideWhenUsed/>
+    <w:qFormat/>
+    <w:pPr>
+      <w:outlineLvl w:val="2"/>
+    </w:pPr>
     <w:rPr>
       <w:color w:val="1F4D78"/>
       <w:sz w:val="24"/>
@@ -2070,8 +2650,13 @@
   <w:style w:type="paragraph" w:styleId="Heading4">
     <w:name w:val="heading 4"/>
     <w:basedOn w:val="Heading"/>
-    <w:qFormat/>
-    <w:pPr/>
+    <w:uiPriority w:val="9"/>
+    <w:semiHidden/>
+    <w:unhideWhenUsed/>
+    <w:qFormat/>
+    <w:pPr>
+      <w:outlineLvl w:val="3"/>
+    </w:pPr>
     <w:rPr>
       <w:i/>
       <w:iCs/>
@@ -2081,8 +2666,13 @@
   <w:style w:type="paragraph" w:styleId="Heading5">
     <w:name w:val="heading 5"/>
     <w:basedOn w:val="Heading"/>
-    <w:qFormat/>
-    <w:pPr/>
+    <w:uiPriority w:val="9"/>
+    <w:semiHidden/>
+    <w:unhideWhenUsed/>
+    <w:qFormat/>
+    <w:pPr>
+      <w:outlineLvl w:val="4"/>
+    </w:pPr>
     <w:rPr>
       <w:color w:val="2E74B5"/>
     </w:rPr>
@@ -2090,11 +2680,43 @@
   <w:style w:type="paragraph" w:styleId="Heading6">
     <w:name w:val="heading 6"/>
     <w:basedOn w:val="Heading"/>
-    <w:qFormat/>
-    <w:pPr/>
+    <w:uiPriority w:val="9"/>
+    <w:semiHidden/>
+    <w:unhideWhenUsed/>
+    <w:qFormat/>
+    <w:pPr>
+      <w:outlineLvl w:val="5"/>
+    </w:pPr>
     <w:rPr>
       <w:color w:val="1F4D78"/>
     </w:rPr>
+  </w:style>
+  <w:style w:type="character" w:default="1" w:styleId="DefaultParagraphFont">
+    <w:name w:val="Default Paragraph Font"/>
+    <w:uiPriority w:val="1"/>
+    <w:semiHidden/>
+    <w:unhideWhenUsed/>
+  </w:style>
+  <w:style w:type="table" w:default="1" w:styleId="TableNormal">
+    <w:name w:val="Normal Table"/>
+    <w:uiPriority w:val="99"/>
+    <w:semiHidden/>
+    <w:unhideWhenUsed/>
+    <w:tblPr>
+      <w:tblInd w:w="0" w:type="dxa"/>
+      <w:tblCellMar>
+        <w:top w:w="0" w:type="dxa"/>
+        <w:left w:w="108" w:type="dxa"/>
+        <w:bottom w:w="0" w:type="dxa"/>
+        <w:right w:w="108" w:type="dxa"/>
+      </w:tblCellMar>
+    </w:tblPr>
+  </w:style>
+  <w:style w:type="numbering" w:default="1" w:styleId="NoList">
+    <w:name w:val="No List"/>
+    <w:uiPriority w:val="99"/>
+    <w:semiHidden/>
+    <w:unhideWhenUsed/>
   </w:style>
   <w:style w:type="character" w:styleId="Hyperlink">
     <w:name w:val="Hyperlink"/>
@@ -2105,7 +2727,7 @@
       <w:u w:val="single" w:color="0563C1"/>
     </w:rPr>
   </w:style>
-  <w:style w:type="character" w:styleId="FootnoteCharacters">
+  <w:style w:type="character" w:customStyle="1" w:styleId="FootnoteCharacters">
     <w:name w:val="Footnote Characters"/>
     <w:uiPriority w:val="99"/>
     <w:semiHidden/>
@@ -2115,13 +2737,20 @@
       <w:vertAlign w:val="superscript"/>
     </w:rPr>
   </w:style>
+  <w:style w:type="character" w:customStyle="1" w:styleId="FootnoteCharacters1">
+    <w:name w:val="Footnote Characters1"/>
+    <w:qFormat/>
+    <w:rPr>
+      <w:vertAlign w:val="superscript"/>
+    </w:rPr>
+  </w:style>
   <w:style w:type="character" w:styleId="FootnoteReference">
     <w:name w:val="footnote reference"/>
     <w:rPr>
       <w:vertAlign w:val="superscript"/>
     </w:rPr>
   </w:style>
-  <w:style w:type="character" w:styleId="FootnoteTextChar">
+  <w:style w:type="character" w:customStyle="1" w:styleId="FootnoteTextChar">
     <w:name w:val="Footnote Text Char"/>
     <w:link w:val="FootnoteText"/>
     <w:uiPriority w:val="99"/>
@@ -2133,17 +2762,17 @@
       <w:szCs w:val="20"/>
     </w:rPr>
   </w:style>
-  <w:style w:type="character" w:styleId="MdTag">
+  <w:style w:type="character" w:customStyle="1" w:styleId="MdTag">
     <w:name w:val="MdTag"/>
     <w:uiPriority w:val="99"/>
     <w:unhideWhenUsed/>
     <w:qFormat/>
     <w:rPr>
-      <w:rFonts w:ascii="Courier New" w:hAnsi="Courier New" w:eastAsia="Courier New" w:cs="Courier New"/>
+      <w:rFonts w:ascii="Courier New" w:eastAsia="Courier New" w:hAnsi="Courier New" w:cs="Courier New"/>
       <w:color w:val="ED7D31"/>
     </w:rPr>
   </w:style>
-  <w:style w:type="character" w:styleId="MdLink">
+  <w:style w:type="character" w:customStyle="1" w:styleId="MdLink">
     <w:name w:val="MdLink"/>
     <w:uiPriority w:val="99"/>
     <w:unhideWhenUsed/>
@@ -2153,7 +2782,7 @@
       <w:u w:val="single"/>
     </w:rPr>
   </w:style>
-  <w:style w:type="character" w:styleId="MdStrong">
+  <w:style w:type="character" w:customStyle="1" w:styleId="MdStrong">
     <w:name w:val="MdStrong"/>
     <w:uiPriority w:val="99"/>
     <w:unhideWhenUsed/>
@@ -2163,7 +2792,7 @@
       <w:bCs/>
     </w:rPr>
   </w:style>
-  <w:style w:type="character" w:styleId="MdEm">
+  <w:style w:type="character" w:customStyle="1" w:styleId="MdEm">
     <w:name w:val="MdEm"/>
     <w:uiPriority w:val="99"/>
     <w:unhideWhenUsed/>
@@ -2173,17 +2802,17 @@
       <w:iCs/>
     </w:rPr>
   </w:style>
-  <w:style w:type="character" w:styleId="MdCodespan">
+  <w:style w:type="character" w:customStyle="1" w:styleId="MdCodespan">
     <w:name w:val="MdCodespan"/>
     <w:uiPriority w:val="99"/>
     <w:unhideWhenUsed/>
     <w:qFormat/>
     <w:rPr>
-      <w:rFonts w:ascii="Courier New" w:hAnsi="Courier New" w:eastAsia="Courier New" w:cs="Courier New"/>
+      <w:rFonts w:ascii="Courier New" w:eastAsia="Courier New" w:hAnsi="Courier New" w:cs="Courier New"/>
       <w:color w:val="70AD47"/>
     </w:rPr>
   </w:style>
-  <w:style w:type="character" w:styleId="MdDel">
+  <w:style w:type="character" w:customStyle="1" w:styleId="MdDel">
     <w:name w:val="MdDel"/>
     <w:uiPriority w:val="99"/>
     <w:unhideWhenUsed/>
@@ -2192,24 +2821,23 @@
       <w:strike/>
     </w:rPr>
   </w:style>
-  <w:style w:type="character" w:styleId="MdBr">
+  <w:style w:type="character" w:customStyle="1" w:styleId="MdBr">
     <w:name w:val="MdBr"/>
     <w:uiPriority w:val="99"/>
     <w:unhideWhenUsed/>
     <w:qFormat/>
-    <w:rPr/>
-  </w:style>
-  <w:style w:type="paragraph" w:styleId="Heading">
+  </w:style>
+  <w:style w:type="paragraph" w:customStyle="1" w:styleId="Heading">
     <w:name w:val="Heading"/>
     <w:basedOn w:val="Normal"/>
     <w:next w:val="BodyText"/>
     <w:qFormat/>
     <w:pPr>
-      <w:keepNext w:val="true"/>
+      <w:keepNext/>
       <w:spacing w:before="240" w:after="120"/>
     </w:pPr>
     <w:rPr>
-      <w:rFonts w:ascii="Liberation Sans" w:hAnsi="Liberation Sans" w:eastAsia="Noto Sans SC" w:cs="Arial"/>
+      <w:rFonts w:ascii="Liberation Sans" w:eastAsia="Noto Sans SC" w:hAnsi="Liberation Sans"/>
       <w:sz w:val="28"/>
       <w:szCs w:val="28"/>
     </w:rPr>
@@ -2218,17 +2846,12 @@
     <w:name w:val="Body Text"/>
     <w:basedOn w:val="Normal"/>
     <w:pPr>
-      <w:spacing w:lineRule="auto" w:line="276" w:before="0" w:after="140"/>
+      <w:spacing w:after="140" w:line="276" w:lineRule="auto"/>
     </w:pPr>
-    <w:rPr/>
   </w:style>
   <w:style w:type="paragraph" w:styleId="List">
     <w:name w:val="List"/>
     <w:basedOn w:val="BodyText"/>
-    <w:pPr/>
-    <w:rPr>
-      <w:rFonts w:cs="Arial"/>
-    </w:rPr>
   </w:style>
   <w:style w:type="paragraph" w:styleId="Caption">
     <w:name w:val="caption"/>
@@ -2239,70 +2862,42 @@
       <w:spacing w:before="120" w:after="120"/>
     </w:pPr>
     <w:rPr>
-      <w:rFonts w:cs="Arial"/>
       <w:i/>
       <w:iCs/>
-      <w:sz w:val="24"/>
-      <w:szCs w:val="24"/>
-    </w:rPr>
-  </w:style>
-  <w:style w:type="paragraph" w:styleId="Index">
+    </w:rPr>
+  </w:style>
+  <w:style w:type="paragraph" w:customStyle="1" w:styleId="Index">
     <w:name w:val="Index"/>
     <w:basedOn w:val="Normal"/>
     <w:qFormat/>
     <w:pPr>
       <w:suppressLineNumbers/>
     </w:pPr>
-    <w:rPr>
-      <w:rFonts w:cs="Arial"/>
-    </w:rPr>
   </w:style>
   <w:style w:type="paragraph" w:styleId="Title">
     <w:name w:val="Title"/>
     <w:basedOn w:val="Heading"/>
-    <w:qFormat/>
-    <w:pPr/>
+    <w:uiPriority w:val="10"/>
+    <w:qFormat/>
     <w:rPr>
       <w:sz w:val="56"/>
       <w:szCs w:val="56"/>
     </w:rPr>
   </w:style>
-  <w:style w:type="paragraph" w:styleId="StrongEmphasis">
+  <w:style w:type="paragraph" w:customStyle="1" w:styleId="StrongEmphasis">
     <w:name w:val="Strong Emphasis"/>
     <w:qFormat/>
-    <w:pPr>
-      <w:widowControl/>
-      <w:bidi w:val="0"/>
-      <w:spacing w:lineRule="auto" w:line="240" w:before="0" w:after="0"/>
-      <w:jc w:val="left"/>
-    </w:pPr>
-    <w:rPr>
-      <w:rFonts w:ascii="Times New Roman" w:hAnsi="Times New Roman" w:eastAsia="Noto Serif SC" w:cs="Arial"/>
+    <w:rPr>
+      <w:rFonts w:eastAsia="Noto Serif SC"/>
       <w:b/>
       <w:bCs/>
-      <w:color w:val="auto"/>
-      <w:kern w:val="0"/>
-      <w:sz w:val="24"/>
-      <w:szCs w:val="24"/>
-      <w:lang w:val="en-US" w:eastAsia="zh-CN" w:bidi="hi-IN"/>
     </w:rPr>
   </w:style>
   <w:style w:type="paragraph" w:styleId="ListParagraph">
     <w:name w:val="List Paragraph"/>
     <w:qFormat/>
-    <w:pPr>
-      <w:widowControl/>
-      <w:bidi w:val="0"/>
-      <w:spacing w:lineRule="auto" w:line="240" w:before="0" w:after="0"/>
-      <w:jc w:val="left"/>
-    </w:pPr>
-    <w:rPr>
-      <w:rFonts w:ascii="Times New Roman" w:hAnsi="Times New Roman" w:eastAsia="Noto Serif SC" w:cs="Arial"/>
-      <w:color w:val="auto"/>
-      <w:kern w:val="0"/>
-      <w:sz w:val="24"/>
-      <w:szCs w:val="24"/>
-      <w:lang w:val="en-US" w:eastAsia="zh-CN" w:bidi="hi-IN"/>
+    <w:rPr>
+      <w:rFonts w:eastAsia="Noto Serif SC"/>
     </w:rPr>
   </w:style>
   <w:style w:type="paragraph" w:styleId="FootnoteText">
@@ -2312,458 +2907,307 @@
     <w:uiPriority w:val="99"/>
     <w:semiHidden/>
     <w:unhideWhenUsed/>
-    <w:pPr>
-      <w:spacing w:lineRule="auto" w:line="240" w:before="0" w:after="0"/>
-    </w:pPr>
     <w:rPr>
       <w:sz w:val="20"/>
       <w:szCs w:val="20"/>
     </w:rPr>
   </w:style>
-  <w:style w:type="paragraph" w:styleId="MdSpace">
+  <w:style w:type="paragraph" w:customStyle="1" w:styleId="MdSpace">
     <w:name w:val="MdSpace"/>
     <w:qFormat/>
-    <w:pPr>
-      <w:widowControl/>
-      <w:bidi w:val="0"/>
-      <w:spacing w:before="0" w:after="0" w:lineRule="auto" w:line="240"/>
-      <w:jc w:val="left"/>
-    </w:pPr>
-    <w:rPr>
-      <w:rFonts w:ascii="Times New Roman" w:hAnsi="Times New Roman" w:eastAsia="Noto Serif SC" w:cs="Arial"/>
-      <w:color w:val="auto"/>
-      <w:kern w:val="0"/>
+    <w:rPr>
+      <w:rFonts w:eastAsia="Noto Serif SC"/>
       <w:sz w:val="12"/>
       <w:szCs w:val="12"/>
-      <w:lang w:val="en-US" w:eastAsia="zh-CN" w:bidi="hi-IN"/>
-    </w:rPr>
-  </w:style>
-  <w:style w:type="paragraph" w:styleId="MdCode">
+    </w:rPr>
+  </w:style>
+  <w:style w:type="paragraph" w:customStyle="1" w:styleId="MdCode">
     <w:name w:val="MdCode"/>
     <w:qFormat/>
     <w:pPr>
-      <w:widowControl/>
       <w:pBdr>
         <w:top w:val="single" w:sz="2" w:space="8" w:color="A5A5A5"/>
         <w:left w:val="single" w:sz="2" w:space="8" w:color="A5A5A5"/>
         <w:bottom w:val="single" w:sz="2" w:space="8" w:color="A5A5A5"/>
         <w:right w:val="single" w:sz="2" w:space="8" w:color="A5A5A5"/>
       </w:pBdr>
-      <w:bidi w:val="0"/>
-      <w:spacing w:before="200" w:after="200" w:lineRule="auto" w:line="240"/>
-      <w:jc w:val="left"/>
+      <w:spacing w:before="200" w:after="200"/>
     </w:pPr>
     <w:rPr>
-      <w:rFonts w:ascii="Courier New" w:hAnsi="Courier New" w:eastAsia="Courier New" w:cs="Courier New"/>
+      <w:rFonts w:ascii="Courier New" w:eastAsia="Courier New" w:hAnsi="Courier New" w:cs="Courier New"/>
       <w:color w:val="70AD47"/>
-      <w:kern w:val="0"/>
       <w:sz w:val="22"/>
       <w:szCs w:val="22"/>
-      <w:lang w:val="en-US" w:eastAsia="zh-CN" w:bidi="hi-IN"/>
-    </w:rPr>
-  </w:style>
-  <w:style w:type="paragraph" w:styleId="MdHr">
+    </w:rPr>
+  </w:style>
+  <w:style w:type="paragraph" w:customStyle="1" w:styleId="MdHr">
     <w:name w:val="MdHr"/>
     <w:qFormat/>
     <w:pPr>
-      <w:widowControl/>
       <w:pBdr>
         <w:bottom w:val="single" w:sz="2" w:space="1" w:color="A5A5A5"/>
       </w:pBdr>
-      <w:bidi w:val="0"/>
-      <w:spacing w:before="240" w:after="240" w:lineRule="auto" w:line="240"/>
-      <w:jc w:val="left"/>
+      <w:spacing w:before="240" w:after="240"/>
     </w:pPr>
     <w:rPr>
-      <w:rFonts w:ascii="Times New Roman" w:hAnsi="Times New Roman" w:eastAsia="Noto Serif SC" w:cs="Arial"/>
-      <w:color w:val="auto"/>
-      <w:kern w:val="0"/>
-      <w:sz w:val="24"/>
-      <w:szCs w:val="24"/>
-      <w:lang w:val="en-US" w:eastAsia="zh-CN" w:bidi="hi-IN"/>
-    </w:rPr>
-  </w:style>
-  <w:style w:type="paragraph" w:styleId="MdBlockquote">
+      <w:rFonts w:eastAsia="Noto Serif SC"/>
+    </w:rPr>
+  </w:style>
+  <w:style w:type="paragraph" w:customStyle="1" w:styleId="MdBlockquote">
     <w:name w:val="MdBlockquote"/>
     <w:qFormat/>
     <w:pPr>
-      <w:widowControl/>
       <w:pBdr>
         <w:left w:val="single" w:sz="20" w:space="12" w:color="A5A5A5"/>
       </w:pBdr>
-      <w:bidi w:val="0"/>
-      <w:spacing w:before="200" w:after="200" w:lineRule="auto" w:line="240"/>
+      <w:spacing w:before="200" w:after="200"/>
       <w:ind w:left="360"/>
-      <w:jc w:val="left"/>
     </w:pPr>
     <w:rPr>
-      <w:rFonts w:ascii="Times New Roman" w:hAnsi="Times New Roman" w:eastAsia="Noto Serif SC" w:cs="Arial"/>
+      <w:rFonts w:eastAsia="Noto Serif SC"/>
       <w:i/>
       <w:iCs/>
       <w:color w:val="666666"/>
-      <w:kern w:val="0"/>
-      <w:sz w:val="24"/>
-      <w:szCs w:val="24"/>
-      <w:lang w:val="en-US" w:eastAsia="zh-CN" w:bidi="hi-IN"/>
-    </w:rPr>
-  </w:style>
-  <w:style w:type="paragraph" w:styleId="MdHtml">
+    </w:rPr>
+  </w:style>
+  <w:style w:type="paragraph" w:customStyle="1" w:styleId="MdHtml">
     <w:name w:val="MdHtml"/>
     <w:qFormat/>
+    <w:rPr>
+      <w:rFonts w:ascii="Courier New" w:eastAsia="Courier New" w:hAnsi="Courier New" w:cs="Courier New"/>
+      <w:color w:val="ED7D31"/>
+    </w:rPr>
+  </w:style>
+  <w:style w:type="paragraph" w:customStyle="1" w:styleId="MdDef">
+    <w:name w:val="MdDef"/>
+    <w:qFormat/>
     <w:pPr>
-      <w:widowControl/>
-      <w:bidi w:val="0"/>
-      <w:spacing w:lineRule="auto" w:line="240" w:before="0" w:after="0"/>
-      <w:jc w:val="left"/>
+      <w:ind w:left="720" w:hanging="360"/>
     </w:pPr>
     <w:rPr>
-      <w:rFonts w:ascii="Courier New" w:hAnsi="Courier New" w:eastAsia="Courier New" w:cs="Courier New"/>
-      <w:color w:val="ED7D31"/>
-      <w:kern w:val="0"/>
-      <w:sz w:val="24"/>
-      <w:szCs w:val="24"/>
-      <w:lang w:val="en-US" w:eastAsia="zh-CN" w:bidi="hi-IN"/>
-    </w:rPr>
-  </w:style>
-  <w:style w:type="paragraph" w:styleId="MdDef">
-    <w:name w:val="MdDef"/>
+      <w:rFonts w:eastAsia="Noto Serif SC"/>
+    </w:rPr>
+  </w:style>
+  <w:style w:type="paragraph" w:customStyle="1" w:styleId="MdParagraph">
+    <w:name w:val="MdParagraph"/>
     <w:qFormat/>
     <w:pPr>
-      <w:widowControl/>
-      <w:bidi w:val="0"/>
-      <w:spacing w:lineRule="auto" w:line="240" w:before="0" w:after="0"/>
-      <w:ind w:hanging="360" w:left="720"/>
-      <w:jc w:val="left"/>
+      <w:spacing w:before="120" w:after="120"/>
     </w:pPr>
     <w:rPr>
-      <w:rFonts w:ascii="Times New Roman" w:hAnsi="Times New Roman" w:eastAsia="Noto Serif SC" w:cs="Arial"/>
-      <w:color w:val="auto"/>
-      <w:kern w:val="0"/>
-      <w:sz w:val="24"/>
-      <w:szCs w:val="24"/>
-      <w:lang w:val="en-US" w:eastAsia="zh-CN" w:bidi="hi-IN"/>
-    </w:rPr>
-  </w:style>
-  <w:style w:type="paragraph" w:styleId="MdParagraph">
-    <w:name w:val="MdParagraph"/>
+      <w:rFonts w:eastAsia="Noto Serif SC"/>
+    </w:rPr>
+  </w:style>
+  <w:style w:type="paragraph" w:customStyle="1" w:styleId="MdText">
+    <w:name w:val="MdText"/>
+    <w:qFormat/>
+    <w:rPr>
+      <w:rFonts w:eastAsia="Noto Serif SC"/>
+    </w:rPr>
+  </w:style>
+  <w:style w:type="paragraph" w:customStyle="1" w:styleId="MdFootnote">
+    <w:name w:val="MdFootnote"/>
+    <w:qFormat/>
+    <w:rPr>
+      <w:rFonts w:eastAsia="Noto Serif SC"/>
+      <w:vertAlign w:val="superscript"/>
+    </w:rPr>
+  </w:style>
+  <w:style w:type="paragraph" w:customStyle="1" w:styleId="MdListItem">
+    <w:name w:val="MdListItem"/>
     <w:qFormat/>
     <w:pPr>
-      <w:widowControl/>
-      <w:bidi w:val="0"/>
-      <w:spacing w:before="120" w:after="120" w:lineRule="auto" w:line="240"/>
-      <w:jc w:val="left"/>
+      <w:spacing w:before="60" w:after="60"/>
+      <w:ind w:left="720" w:hanging="360"/>
     </w:pPr>
     <w:rPr>
-      <w:rFonts w:ascii="Times New Roman" w:hAnsi="Times New Roman" w:eastAsia="Noto Serif SC" w:cs="Arial"/>
-      <w:color w:val="auto"/>
-      <w:kern w:val="0"/>
-      <w:sz w:val="24"/>
-      <w:szCs w:val="24"/>
-      <w:lang w:val="en-US" w:eastAsia="zh-CN" w:bidi="hi-IN"/>
-    </w:rPr>
-  </w:style>
-  <w:style w:type="paragraph" w:styleId="MdText">
-    <w:name w:val="MdText"/>
+      <w:rFonts w:eastAsia="Noto Serif SC"/>
+    </w:rPr>
+  </w:style>
+  <w:style w:type="paragraph" w:customStyle="1" w:styleId="MdTable">
+    <w:name w:val="MdTable"/>
     <w:qFormat/>
     <w:pPr>
-      <w:widowControl/>
-      <w:bidi w:val="0"/>
-      <w:spacing w:lineRule="auto" w:line="240" w:before="0" w:after="0"/>
-      <w:jc w:val="left"/>
+      <w:spacing w:before="60" w:after="60"/>
     </w:pPr>
     <w:rPr>
-      <w:rFonts w:ascii="Times New Roman" w:hAnsi="Times New Roman" w:eastAsia="Noto Serif SC" w:cs="Arial"/>
-      <w:color w:val="auto"/>
-      <w:kern w:val="0"/>
-      <w:sz w:val="24"/>
-      <w:szCs w:val="24"/>
-      <w:lang w:val="en-US" w:eastAsia="zh-CN" w:bidi="hi-IN"/>
-    </w:rPr>
-  </w:style>
-  <w:style w:type="paragraph" w:styleId="MdFootnote">
-    <w:name w:val="MdFootnote"/>
+      <w:rFonts w:eastAsia="Noto Serif SC"/>
+    </w:rPr>
+  </w:style>
+  <w:style w:type="paragraph" w:customStyle="1" w:styleId="MdTableHeader">
+    <w:name w:val="MdTableHeader"/>
     <w:qFormat/>
     <w:pPr>
-      <w:widowControl/>
-      <w:bidi w:val="0"/>
-      <w:spacing w:lineRule="auto" w:line="240" w:before="0" w:after="0"/>
-      <w:jc w:val="left"/>
+      <w:spacing w:before="60" w:after="60"/>
     </w:pPr>
     <w:rPr>
-      <w:rFonts w:ascii="Times New Roman" w:hAnsi="Times New Roman" w:eastAsia="Noto Serif SC" w:cs="Arial"/>
-      <w:color w:val="auto"/>
-      <w:kern w:val="0"/>
-      <w:sz w:val="24"/>
-      <w:szCs w:val="24"/>
-      <w:vertAlign w:val="superscript"/>
-      <w:lang w:val="en-US" w:eastAsia="zh-CN" w:bidi="hi-IN"/>
-    </w:rPr>
-  </w:style>
-  <w:style w:type="paragraph" w:styleId="MdListItem">
-    <w:name w:val="MdListItem"/>
-    <w:qFormat/>
-    <w:pPr>
-      <w:widowControl/>
-      <w:bidi w:val="0"/>
-      <w:spacing w:before="60" w:after="60" w:lineRule="auto" w:line="240"/>
-      <w:ind w:hanging="360" w:left="720"/>
-      <w:jc w:val="left"/>
-    </w:pPr>
-    <w:rPr>
-      <w:rFonts w:ascii="Times New Roman" w:hAnsi="Times New Roman" w:eastAsia="Noto Serif SC" w:cs="Arial"/>
-      <w:color w:val="auto"/>
-      <w:kern w:val="0"/>
-      <w:sz w:val="24"/>
-      <w:szCs w:val="24"/>
-      <w:lang w:val="en-US" w:eastAsia="zh-CN" w:bidi="hi-IN"/>
-    </w:rPr>
-  </w:style>
-  <w:style w:type="paragraph" w:styleId="MdTable">
-    <w:name w:val="MdTable"/>
-    <w:qFormat/>
-    <w:pPr>
-      <w:widowControl/>
-      <w:bidi w:val="0"/>
-      <w:spacing w:before="60" w:after="60" w:lineRule="auto" w:line="240"/>
-      <w:jc w:val="left"/>
-    </w:pPr>
-    <w:rPr>
-      <w:rFonts w:ascii="Times New Roman" w:hAnsi="Times New Roman" w:eastAsia="Noto Serif SC" w:cs="Arial"/>
-      <w:color w:val="auto"/>
-      <w:kern w:val="0"/>
-      <w:sz w:val="24"/>
-      <w:szCs w:val="24"/>
-      <w:lang w:val="en-US" w:eastAsia="zh-CN" w:bidi="hi-IN"/>
-    </w:rPr>
-  </w:style>
-  <w:style w:type="paragraph" w:styleId="MdTableHeader">
-    <w:name w:val="MdTableHeader"/>
-    <w:qFormat/>
-    <w:pPr>
-      <w:widowControl/>
-      <w:bidi w:val="0"/>
-      <w:spacing w:before="60" w:after="60" w:lineRule="auto" w:line="240"/>
-      <w:jc w:val="left"/>
-    </w:pPr>
-    <w:rPr>
-      <w:rFonts w:ascii="Times New Roman" w:hAnsi="Times New Roman" w:eastAsia="Noto Serif SC" w:cs="Arial"/>
+      <w:rFonts w:eastAsia="Noto Serif SC"/>
       <w:b/>
       <w:bCs/>
-      <w:color w:val="auto"/>
-      <w:kern w:val="0"/>
       <w:sz w:val="22"/>
       <w:szCs w:val="22"/>
-      <w:lang w:val="en-US" w:eastAsia="zh-CN" w:bidi="hi-IN"/>
-    </w:rPr>
-  </w:style>
-  <w:style w:type="paragraph" w:styleId="MdTableCell">
+    </w:rPr>
+  </w:style>
+  <w:style w:type="paragraph" w:customStyle="1" w:styleId="MdTableCell">
     <w:name w:val="MdTableCell"/>
     <w:qFormat/>
     <w:pPr>
-      <w:widowControl/>
-      <w:bidi w:val="0"/>
-      <w:spacing w:before="40" w:after="40" w:lineRule="auto" w:line="240"/>
-      <w:jc w:val="left"/>
+      <w:spacing w:before="40" w:after="40"/>
     </w:pPr>
     <w:rPr>
-      <w:rFonts w:ascii="Times New Roman" w:hAnsi="Times New Roman" w:eastAsia="Noto Serif SC" w:cs="Arial"/>
-      <w:color w:val="auto"/>
-      <w:kern w:val="0"/>
+      <w:rFonts w:eastAsia="Noto Serif SC"/>
       <w:sz w:val="20"/>
       <w:szCs w:val="20"/>
-      <w:lang w:val="en-US" w:eastAsia="zh-CN" w:bidi="hi-IN"/>
-    </w:rPr>
-  </w:style>
-  <w:style w:type="paragraph" w:styleId="MdHeading1">
+    </w:rPr>
+  </w:style>
+  <w:style w:type="paragraph" w:customStyle="1" w:styleId="MdHeading1">
     <w:name w:val="MdHeading1"/>
     <w:qFormat/>
     <w:pPr>
-      <w:keepNext w:val="true"/>
-      <w:widowControl/>
-      <w:bidi w:val="0"/>
-      <w:spacing w:before="480" w:after="240" w:lineRule="auto" w:line="240"/>
-      <w:jc w:val="left"/>
+      <w:keepNext/>
+      <w:spacing w:before="480" w:after="240"/>
       <w:outlineLvl w:val="0"/>
     </w:pPr>
     <w:rPr>
-      <w:rFonts w:ascii="Times New Roman" w:hAnsi="Times New Roman" w:eastAsia="Noto Serif SC" w:cs="Arial"/>
+      <w:rFonts w:eastAsia="Noto Serif SC"/>
       <w:b/>
       <w:bCs/>
-      <w:color w:val="auto"/>
-      <w:kern w:val="0"/>
       <w:sz w:val="36"/>
       <w:szCs w:val="36"/>
-      <w:lang w:val="en-US" w:eastAsia="zh-CN" w:bidi="hi-IN"/>
-    </w:rPr>
-  </w:style>
-  <w:style w:type="paragraph" w:styleId="MdHeading2">
+    </w:rPr>
+  </w:style>
+  <w:style w:type="paragraph" w:customStyle="1" w:styleId="MdHeading2">
     <w:name w:val="MdHeading2"/>
     <w:qFormat/>
     <w:pPr>
-      <w:keepNext w:val="true"/>
-      <w:widowControl/>
-      <w:bidi w:val="0"/>
-      <w:spacing w:before="400" w:after="200" w:lineRule="auto" w:line="240"/>
-      <w:jc w:val="left"/>
+      <w:keepNext/>
+      <w:spacing w:before="400" w:after="200"/>
       <w:outlineLvl w:val="1"/>
     </w:pPr>
     <w:rPr>
-      <w:rFonts w:ascii="Times New Roman" w:hAnsi="Times New Roman" w:eastAsia="Noto Serif SC" w:cs="Arial"/>
+      <w:rFonts w:eastAsia="Noto Serif SC"/>
       <w:b/>
       <w:bCs/>
-      <w:color w:val="auto"/>
-      <w:kern w:val="0"/>
       <w:sz w:val="32"/>
       <w:szCs w:val="32"/>
-      <w:lang w:val="en-US" w:eastAsia="zh-CN" w:bidi="hi-IN"/>
-    </w:rPr>
-  </w:style>
-  <w:style w:type="paragraph" w:styleId="MdHeading3">
+    </w:rPr>
+  </w:style>
+  <w:style w:type="paragraph" w:customStyle="1" w:styleId="MdHeading3">
     <w:name w:val="MdHeading3"/>
     <w:qFormat/>
     <w:pPr>
-      <w:keepNext w:val="true"/>
-      <w:widowControl/>
-      <w:bidi w:val="0"/>
-      <w:spacing w:before="320" w:after="160" w:lineRule="auto" w:line="240"/>
-      <w:jc w:val="left"/>
+      <w:keepNext/>
+      <w:spacing w:before="320" w:after="160"/>
       <w:outlineLvl w:val="2"/>
     </w:pPr>
     <w:rPr>
-      <w:rFonts w:ascii="Times New Roman" w:hAnsi="Times New Roman" w:eastAsia="Noto Serif SC" w:cs="Arial"/>
+      <w:rFonts w:eastAsia="Noto Serif SC"/>
       <w:b/>
       <w:bCs/>
-      <w:color w:val="auto"/>
-      <w:kern w:val="0"/>
       <w:sz w:val="28"/>
       <w:szCs w:val="28"/>
-      <w:lang w:val="en-US" w:eastAsia="zh-CN" w:bidi="hi-IN"/>
-    </w:rPr>
-  </w:style>
-  <w:style w:type="paragraph" w:styleId="MdHeading4">
+    </w:rPr>
+  </w:style>
+  <w:style w:type="paragraph" w:customStyle="1" w:styleId="MdHeading4">
     <w:name w:val="MdHeading4"/>
     <w:qFormat/>
     <w:pPr>
-      <w:keepNext w:val="true"/>
-      <w:widowControl/>
-      <w:bidi w:val="0"/>
-      <w:spacing w:before="280" w:after="140" w:lineRule="auto" w:line="240"/>
-      <w:jc w:val="left"/>
+      <w:keepNext/>
+      <w:spacing w:before="280" w:after="140"/>
       <w:outlineLvl w:val="3"/>
     </w:pPr>
     <w:rPr>
-      <w:rFonts w:ascii="Times New Roman" w:hAnsi="Times New Roman" w:eastAsia="Noto Serif SC" w:cs="Arial"/>
+      <w:rFonts w:eastAsia="Noto Serif SC"/>
       <w:b/>
       <w:bCs/>
-      <w:color w:val="auto"/>
-      <w:kern w:val="0"/>
       <w:sz w:val="26"/>
       <w:szCs w:val="26"/>
-      <w:lang w:val="en-US" w:eastAsia="zh-CN" w:bidi="hi-IN"/>
-    </w:rPr>
-  </w:style>
-  <w:style w:type="paragraph" w:styleId="MdHeading5">
+    </w:rPr>
+  </w:style>
+  <w:style w:type="paragraph" w:customStyle="1" w:styleId="MdHeading5">
     <w:name w:val="MdHeading5"/>
     <w:qFormat/>
     <w:pPr>
-      <w:keepNext w:val="true"/>
-      <w:widowControl/>
-      <w:bidi w:val="0"/>
-      <w:spacing w:before="240" w:after="120" w:lineRule="auto" w:line="240"/>
-      <w:jc w:val="left"/>
+      <w:keepNext/>
+      <w:spacing w:before="240" w:after="120"/>
       <w:outlineLvl w:val="4"/>
     </w:pPr>
     <w:rPr>
-      <w:rFonts w:ascii="Times New Roman" w:hAnsi="Times New Roman" w:eastAsia="Noto Serif SC" w:cs="Arial"/>
+      <w:rFonts w:eastAsia="Noto Serif SC"/>
       <w:b/>
       <w:bCs/>
       <w:i/>
       <w:iCs/>
-      <w:color w:val="auto"/>
-      <w:kern w:val="0"/>
-      <w:sz w:val="24"/>
-      <w:szCs w:val="24"/>
-      <w:lang w:val="en-US" w:eastAsia="zh-CN" w:bidi="hi-IN"/>
-    </w:rPr>
-  </w:style>
-  <w:style w:type="paragraph" w:styleId="MdHeading6">
+    </w:rPr>
+  </w:style>
+  <w:style w:type="paragraph" w:customStyle="1" w:styleId="MdHeading6">
     <w:name w:val="MdHeading6"/>
     <w:qFormat/>
     <w:pPr>
-      <w:keepNext w:val="true"/>
-      <w:widowControl/>
-      <w:bidi w:val="0"/>
-      <w:spacing w:before="240" w:after="120" w:lineRule="auto" w:line="240"/>
-      <w:jc w:val="left"/>
+      <w:keepNext/>
+      <w:spacing w:before="240" w:after="120"/>
       <w:outlineLvl w:val="5"/>
     </w:pPr>
     <w:rPr>
-      <w:rFonts w:ascii="Times New Roman" w:hAnsi="Times New Roman" w:eastAsia="Noto Serif SC" w:cs="Arial"/>
-      <w:b w:val="false"/>
-      <w:bCs w:val="false"/>
+      <w:rFonts w:eastAsia="Noto Serif SC"/>
       <w:i/>
       <w:iCs/>
-      <w:color w:val="auto"/>
-      <w:kern w:val="0"/>
-      <w:sz w:val="24"/>
-      <w:szCs w:val="24"/>
-      <w:lang w:val="en-US" w:eastAsia="zh-CN" w:bidi="hi-IN"/>
     </w:rPr>
   </w:style>
 </w:styles>
 </file>
 
 <file path=word/theme/theme1.xml><?xml version="1.0" encoding="utf-8"?>
-<a:theme xmlns:a="http://schemas.openxmlformats.org/drawingml/2006/main" xmlns:r="http://schemas.openxmlformats.org/officeDocument/2006/relationships" name="Office">
+<a:theme xmlns:a="http://schemas.openxmlformats.org/drawingml/2006/main" name="Office">
   <a:themeElements>
     <a:clrScheme name="LibreOffice">
       <a:dk1>
         <a:srgbClr val="000000"/>
       </a:dk1>
       <a:lt1>
-        <a:srgbClr val="ffffff"/>
+        <a:srgbClr val="FFFFFF"/>
       </a:lt1>
       <a:dk2>
         <a:srgbClr val="000000"/>
       </a:dk2>
       <a:lt2>
-        <a:srgbClr val="ffffff"/>
+        <a:srgbClr val="FFFFFF"/>
       </a:lt2>
       <a:accent1>
-        <a:srgbClr val="18a303"/>
+        <a:srgbClr val="18A303"/>
       </a:accent1>
       <a:accent2>
-        <a:srgbClr val="0369a3"/>
+        <a:srgbClr val="0369A3"/>
       </a:accent2>
       <a:accent3>
-        <a:srgbClr val="a33e03"/>
+        <a:srgbClr val="A33E03"/>
       </a:accent3>
       <a:accent4>
-        <a:srgbClr val="8e03a3"/>
+        <a:srgbClr val="8E03A3"/>
       </a:accent4>
       <a:accent5>
-        <a:srgbClr val="c99c00"/>
+        <a:srgbClr val="C99C00"/>
       </a:accent5>
       <a:accent6>
-        <a:srgbClr val="c9211e"/>
+        <a:srgbClr val="C9211E"/>
       </a:accent6>
       <a:hlink>
-        <a:srgbClr val="0000ee"/>
+        <a:srgbClr val="0000EE"/>
       </a:hlink>
       <a:folHlink>
-        <a:srgbClr val="551a8b"/>
+        <a:srgbClr val="551A8B"/>
       </a:folHlink>
     </a:clrScheme>
     <a:fontScheme name="Office">
       <a:majorFont>
-        <a:latin typeface="Arial" pitchFamily="0" charset="1"/>
-        <a:ea typeface="DejaVu Sans" pitchFamily="0" charset="1"/>
-        <a:cs typeface="DejaVu Sans" pitchFamily="0" charset="1"/>
+        <a:latin typeface="Arial"/>
+        <a:ea typeface="DejaVu Sans"/>
+        <a:cs typeface="DejaVu Sans"/>
       </a:majorFont>
       <a:minorFont>
-        <a:latin typeface="Arial" pitchFamily="0" charset="1"/>
-        <a:ea typeface="DejaVu Sans" pitchFamily="0" charset="1"/>
-        <a:cs typeface="DejaVu Sans" pitchFamily="0" charset="1"/>
+        <a:latin typeface="Arial"/>
+        <a:ea typeface="DejaVu Sans"/>
+        <a:cs typeface="DejaVu Sans"/>
       </a:minorFont>
     </a:fontScheme>
     <a:fmtScheme>
@@ -2816,5 +3260,7 @@
       </a:bgFillStyleLst>
     </a:fmtScheme>
   </a:themeElements>
+  <a:objectDefaults/>
+  <a:extraClrSchemeLst/>
 </a:theme>
 </file>